--- a/Volume 1/Chapter 03 - File Handling/SPA_Vol1_Ch3_Lesson3_13a_Text_Parsing_EXTENDED.docx
+++ b/Volume 1/Chapter 03 - File Handling/SPA_Vol1_Ch3_Lesson3_13a_Text_Parsing_EXTENDED.docx
@@ -891,7 +891,7 @@
         <w:keepNext/>
       </w:pPr>
       <w:r>
-        <w:t>Save each source and supporting file from this lesson into the matching path in the project layout. As in Chapter 1, notepad .\rust\Cargo.toml creates and opens one: choose Yes, type the file, save it with Ctrl+S, and close Notepad. Then install forge-std, Foundry's standard library, into the Solidity project. Linux Assembly runs in WSL or on a Linux computer.</w:t>
+        <w:t>Next, let the tools create the Rust and Solidity projects. Remember, Cargo.toml describes the project: cargo init .\rust writes it, with a starter program, src\main.rs. This lesson's programs live in src\bin, one file per program, so Remove-Item deletes the starter. Remember, forge init makes the Solidity project: --no-git and --offline work as in Chapter 1, --empty leaves out forge's example contracts, and --force lets it fill the solidity folder, which already holds the empty folders made above.</w:t>
       </w:r>
     </w:p>
     <w:p>
@@ -905,6 +905,144 @@
         <w:keepNext/>
       </w:pPr>
       <w:r>
+        <w:t>cargo init .\rust --name parse_servers --vcs none</w:t>
+      </w:r>
+    </w:p>
+    <w:p>
+      <w:pPr>
+        <w:pStyle w:val="CommandBlock"/>
+        <w:keepNext/>
+      </w:pPr>
+      <w:r>
+        <w:t>Remove-Item .\rust\src\main.rs</w:t>
+      </w:r>
+    </w:p>
+    <w:p>
+      <w:pPr>
+        <w:pStyle w:val="CommandBlock"/>
+      </w:pPr>
+      <w:r>
+        <w:t>forge init .\solidity --empty --no-git --offline --force</w:t>
+      </w:r>
+    </w:p>
+    <w:p>
+      <w:pPr>
+        <w:keepNext/>
+      </w:pPr>
+    </w:p>
+    <w:p>
+      <w:r>
+        <w:t>Then type the Solidity project's settings over the foundry.toml that forge init wrote. foundry.toml is the same as in Lesson 3.2a: fs_permissions lets the file cheatcodes read the lesson folder, ../, and nothing else, and write nowhere. notepad .\solidity\foundry.toml opens the file: replace its text with the file below, save it with Ctrl+S, and close Notepad.</w:t>
+      </w:r>
+    </w:p>
+    <w:p>
+      <w:pPr>
+        <w:keepNext/>
+      </w:pPr>
+    </w:p>
+    <w:p>
+      <w:pPr>
+        <w:pStyle w:val="Heading3"/>
+      </w:pPr>
+      <w:r>
+        <w:t>solidity/foundry.toml</w:t>
+      </w:r>
+    </w:p>
+    <w:p>
+      <w:pPr>
+        <w:pStyle w:val="SourceCode"/>
+        <w:keepNext/>
+      </w:pPr>
+      <w:r>
+        <w:t>[profile.default]</w:t>
+      </w:r>
+    </w:p>
+    <w:p>
+      <w:pPr>
+        <w:pStyle w:val="SourceCode"/>
+        <w:keepNext/>
+      </w:pPr>
+      <w:r>
+        <w:t># The scripts in script/ are the only Solidity sources in this project.</w:t>
+      </w:r>
+    </w:p>
+    <w:p>
+      <w:pPr>
+        <w:pStyle w:val="SourceCode"/>
+        <w:keepNext/>
+      </w:pPr>
+      <w:r>
+        <w:t>src = "script"</w:t>
+      </w:r>
+    </w:p>
+    <w:p>
+      <w:pPr>
+        <w:pStyle w:val="SourceCode"/>
+        <w:keepNext/>
+      </w:pPr>
+      <w:r>
+        <w:t># forge install puts forge-std in lib/.</w:t>
+      </w:r>
+    </w:p>
+    <w:p>
+      <w:pPr>
+        <w:pStyle w:val="SourceCode"/>
+        <w:keepNext/>
+      </w:pPr>
+      <w:r>
+        <w:t>libs = ["lib"]</w:t>
+      </w:r>
+    </w:p>
+    <w:p>
+      <w:pPr>
+        <w:pStyle w:val="SourceCode"/>
+        <w:keepNext/>
+      </w:pPr>
+      <w:r>
+        <w:t># The file cheatcodes may only read, and only inside the lesson folder,</w:t>
+      </w:r>
+    </w:p>
+    <w:p>
+      <w:pPr>
+        <w:pStyle w:val="SourceCode"/>
+        <w:keepNext/>
+      </w:pPr>
+      <w:r>
+        <w:t># the folder above the project root ("../"), and nowhere else.</w:t>
+      </w:r>
+    </w:p>
+    <w:p>
+      <w:pPr>
+        <w:pStyle w:val="SourceCode"/>
+      </w:pPr>
+      <w:r>
+        <w:t>fs_permissions = [{ access = "read", path = "../" }]</w:t>
+      </w:r>
+    </w:p>
+    <w:p>
+      <w:pPr>
+        <w:keepNext/>
+      </w:pPr>
+    </w:p>
+    <w:p>
+      <w:pPr>
+        <w:keepNext/>
+      </w:pPr>
+      <w:r>
+        <w:t>Then install forge-std, Foundry's standard library, into the Solidity project. Linux Assembly runs in WSL or on a Linux computer.</w:t>
+      </w:r>
+    </w:p>
+    <w:p>
+      <w:pPr>
+        <w:keepNext/>
+      </w:pPr>
+    </w:p>
+    <w:p>
+      <w:pPr>
+        <w:pStyle w:val="CommandBlock"/>
+        <w:keepNext/>
+      </w:pPr>
+      <w:r>
         <w:t>Push-Location .\solidity</w:t>
       </w:r>
     </w:p>
@@ -931,6 +1069,16 @@
       </w:pPr>
     </w:p>
     <w:p>
+      <w:r>
+        <w:t>You save each source file in its language's section below, as each is shown. As in Chapter 1, notepad .\rust\src\bin\basic_parse_servers.rs creates and opens one: choose Yes, type the file, save it with Ctrl+S, and close Notepad.</w:t>
+      </w:r>
+    </w:p>
+    <w:p>
+      <w:pPr>
+        <w:keepNext/>
+      </w:pPr>
+    </w:p>
+    <w:p>
       <w:pPr>
         <w:keepNext/>
       </w:pPr>
@@ -992,7 +1140,7 @@
         <w:keepNext/>
       </w:pPr>
       <w:r>
-        <w:t>Save each source and supporting file from this lesson into the matching path in the project layout. As in Chapter 1, nano ./rust/Cargo.toml creates and opens one: type the file, then save and close it with Ctrl+O, Enter, then Ctrl+X. Then install forge-std.</w:t>
+        <w:t>Then create the Rust and Solidity projects with the same commands as on Windows; rm deletes the starter main.rs.</w:t>
       </w:r>
     </w:p>
     <w:p>
@@ -1003,9 +1151,63 @@
     <w:p>
       <w:pPr>
         <w:pStyle w:val="CommandBlock"/>
+        <w:keepNext/>
+      </w:pPr>
+      <w:r>
+        <w:t>cargo init ./rust --name parse_servers --vcs none</w:t>
+      </w:r>
+    </w:p>
+    <w:p>
+      <w:pPr>
+        <w:pStyle w:val="CommandBlock"/>
+        <w:keepNext/>
+      </w:pPr>
+      <w:r>
+        <w:t>rm ./rust/src/main.rs</w:t>
+      </w:r>
+    </w:p>
+    <w:p>
+      <w:pPr>
+        <w:pStyle w:val="CommandBlock"/>
+      </w:pPr>
+      <w:r>
+        <w:t>forge init ./solidity --empty --no-git --offline --force</w:t>
+      </w:r>
+    </w:p>
+    <w:p>
+      <w:pPr>
+        <w:keepNext/>
+      </w:pPr>
+    </w:p>
+    <w:p>
+      <w:pPr>
+        <w:keepNext/>
+      </w:pPr>
+      <w:r>
+        <w:t>Type solidity/foundry.toml exactly as shown in the Windows setup, over the file forge init wrote. Then install forge-std.</w:t>
+      </w:r>
+    </w:p>
+    <w:p>
+      <w:pPr>
+        <w:keepNext/>
+      </w:pPr>
+    </w:p>
+    <w:p>
+      <w:pPr>
+        <w:pStyle w:val="CommandBlock"/>
       </w:pPr>
       <w:r>
         <w:t>(cd ./solidity &amp;&amp; forge install foundry-rs/forge-std@v1.16.2 --no-git)</w:t>
+      </w:r>
+    </w:p>
+    <w:p>
+      <w:pPr>
+        <w:keepNext/>
+      </w:pPr>
+    </w:p>
+    <w:p>
+      <w:r>
+        <w:t>You save each source file in its language's section below, as each is shown. As in Chapter 1, nano ./rust/src/bin/basic_parse_servers.rs creates and opens one: type the file, then save and close it with Ctrl+O, Enter, then Ctrl+X.</w:t>
       </w:r>
     </w:p>
     <w:p>
@@ -21602,7 +21804,7 @@
     </w:p>
     <w:p>
       <w:r>
-        <w:t>Cargo.toml names this lesson's package, parse_servers, and its two programs. foundry.toml is the same as in Lesson 3.2a: fs_permissions lets the file cheatcodes read the lesson folder, ../, and nothing else, and write nowhere.</w:t>
+        <w:t>This is the file the setup commands wrote, shown here so you can check yours. Cargo.toml names this lesson's package, parse_servers, and its two programs. cargo init does not write the comment lines, which are this lesson's notes about the file, and yours ends with an empty [dependencies] heading; the blank lines may differ.</w:t>
       </w:r>
     </w:p>
     <w:p>
@@ -21680,95 +21882,6 @@
       </w:pPr>
       <w:r>
         <w:t># parse_servers.</w:t>
-      </w:r>
-    </w:p>
-    <w:p>
-      <w:pPr>
-        <w:keepNext/>
-      </w:pPr>
-    </w:p>
-    <w:p>
-      <w:pPr>
-        <w:keepNext/>
-      </w:pPr>
-    </w:p>
-    <w:p>
-      <w:pPr>
-        <w:pStyle w:val="Heading2"/>
-      </w:pPr>
-      <w:r>
-        <w:t>solidity/foundry.toml</w:t>
-      </w:r>
-    </w:p>
-    <w:p>
-      <w:pPr>
-        <w:pStyle w:val="SourceCode"/>
-        <w:keepNext/>
-      </w:pPr>
-      <w:r>
-        <w:t>[profile.default]</w:t>
-      </w:r>
-    </w:p>
-    <w:p>
-      <w:pPr>
-        <w:pStyle w:val="SourceCode"/>
-        <w:keepNext/>
-      </w:pPr>
-      <w:r>
-        <w:t># The scripts in script/ are the only Solidity sources in this project.</w:t>
-      </w:r>
-    </w:p>
-    <w:p>
-      <w:pPr>
-        <w:pStyle w:val="SourceCode"/>
-        <w:keepNext/>
-      </w:pPr>
-      <w:r>
-        <w:t>src = "script"</w:t>
-      </w:r>
-    </w:p>
-    <w:p>
-      <w:pPr>
-        <w:pStyle w:val="SourceCode"/>
-        <w:keepNext/>
-      </w:pPr>
-      <w:r>
-        <w:t># forge install puts forge-std in lib/.</w:t>
-      </w:r>
-    </w:p>
-    <w:p>
-      <w:pPr>
-        <w:pStyle w:val="SourceCode"/>
-        <w:keepNext/>
-      </w:pPr>
-      <w:r>
-        <w:t>libs = ["lib"]</w:t>
-      </w:r>
-    </w:p>
-    <w:p>
-      <w:pPr>
-        <w:pStyle w:val="SourceCode"/>
-        <w:keepNext/>
-      </w:pPr>
-      <w:r>
-        <w:t># The file cheatcodes may only read, and only inside the lesson folder,</w:t>
-      </w:r>
-    </w:p>
-    <w:p>
-      <w:pPr>
-        <w:pStyle w:val="SourceCode"/>
-        <w:keepNext/>
-      </w:pPr>
-      <w:r>
-        <w:t># the folder above the project root ("../"), and nowhere else.</w:t>
-      </w:r>
-    </w:p>
-    <w:p>
-      <w:pPr>
-        <w:pStyle w:val="SourceCode"/>
-      </w:pPr>
-      <w:r>
-        <w:t>fs_permissions = [{ access = "read", path = "../" }]</w:t>
       </w:r>
     </w:p>
     <w:p>
@@ -22860,31 +22973,31 @@
       </w:rPr>
     </w:lvl>
   </w:abstractNum>
-  <w:num w:numId="1" w16cid:durableId="13046109">
+  <w:num w:numId="1" w16cid:durableId="442965448">
     <w:abstractNumId w:val="8"/>
   </w:num>
-  <w:num w:numId="2" w16cid:durableId="1835950885">
+  <w:num w:numId="2" w16cid:durableId="208146840">
     <w:abstractNumId w:val="6"/>
   </w:num>
-  <w:num w:numId="3" w16cid:durableId="1280407745">
+  <w:num w:numId="3" w16cid:durableId="424424806">
     <w:abstractNumId w:val="5"/>
   </w:num>
-  <w:num w:numId="4" w16cid:durableId="1875531097">
+  <w:num w:numId="4" w16cid:durableId="457838097">
     <w:abstractNumId w:val="4"/>
   </w:num>
-  <w:num w:numId="5" w16cid:durableId="1426001125">
+  <w:num w:numId="5" w16cid:durableId="626594196">
     <w:abstractNumId w:val="7"/>
   </w:num>
-  <w:num w:numId="6" w16cid:durableId="1010569965">
+  <w:num w:numId="6" w16cid:durableId="1410269260">
     <w:abstractNumId w:val="3"/>
   </w:num>
-  <w:num w:numId="7" w16cid:durableId="928005880">
+  <w:num w:numId="7" w16cid:durableId="955523097">
     <w:abstractNumId w:val="2"/>
   </w:num>
-  <w:num w:numId="8" w16cid:durableId="1934632263">
+  <w:num w:numId="8" w16cid:durableId="1771581118">
     <w:abstractNumId w:val="1"/>
   </w:num>
-  <w:num w:numId="9" w16cid:durableId="1619144955">
+  <w:num w:numId="9" w16cid:durableId="910776206">
     <w:abstractNumId w:val="0"/>
   </w:num>
 </w:numbering>

--- a/Volume 1/Chapter 03 - File Handling/SPA_Vol1_Ch3_Lesson3_13a_Text_Parsing_EXTENDED.docx
+++ b/Volume 1/Chapter 03 - File Handling/SPA_Vol1_Ch3_Lesson3_13a_Text_Parsing_EXTENDED.docx
@@ -67,10 +67,7 @@
     </w:p>
     <w:p>
       <w:r>
-        <w:t>Read servers.txt, a small text file of server records such as web-01|production|443, and turn each line into its three fields, host name, environment, and port, as Lesson 3.13 does, in Assembly (Windows and Linux), Rust, Erlang, and Solidity. Every program checks that each line has exactly 3 fields, converts the port from text to a number, and reports every malformed line clearly, with its line number. The Basic programs read the whole file and split it into lines; the Production-Minded programs read the fi</w:t>
-      </w:r>
-      <w:r>
-        <w:t>le one line at a time and trim the spaces a person may put around a field.</w:t>
+        <w:t>Read servers.txt, a small text file of server records such as web-01|production|443, and turn each line into its three fields, host name, environment, and port, as Lesson 3.13 does, in Assembly (Windows and Linux), Rust, Erlang, and Solidity. Every program checks that each line has exactly 3 fields, converts the port from text to a number, and reports every malformed line clearly, with its line number. The Basic programs read the whole file and split it into lines; the Production-Minded programs read the file one line at a time and trim the spaces a person may put around a field.</w:t>
       </w:r>
     </w:p>
     <w:p>
@@ -98,10 +95,7 @@
     </w:p>
     <w:p>
       <w:r>
-        <w:t>Lesson 3.13 explains why a program needs the values inside a file, not just its text, and why a parser must check every line and say exactly which one is wrong instead of crashing or quietly using a bad value. These four languages show the same parsing at different depths. Assembly has no text tools, so it walks the bytes itself, as C does. Rust and Erlang split with one library call and hand back the pieces as a collection. Solidity reaches the file only through Foundry's cheatcodes, and a script has no er</w:t>
-      </w:r>
-      <w:r>
-        <w:t>ror stream, so its Error lines are logs. Read Lesson 3.13 first; this companion builds on it. The Contact Manager, this chapter's capstone, loads its saved contacts the same way.</w:t>
+        <w:t>Lesson 3.13 explains why a program needs the values inside a file, not just its text, and why a parser must check every line and say exactly which one is wrong instead of crashing or quietly using a bad value. These four languages show the same parsing at different depths. Assembly has no text tools, so it walks the bytes itself, as C does. Rust and Erlang split with one library call and hand back the pieces as a collection. Solidity reaches the file only through Foundry's cheatcodes, and a script has no error stream, so its Error lines are logs. Read Lesson 3.13 first; this companion builds on it. The Contact Manager, this chapter's capstone, loads its saved contacts the same way.</w:t>
       </w:r>
     </w:p>
     <w:p>
@@ -176,10 +170,7 @@
         <w:pStyle w:val="ListBullet"/>
       </w:pPr>
       <w:r>
-        <w:t xml:space="preserve">Line endings: a file saved on Windows ends each line with \r\n. Rust, Erlang, and Solidity read the \r too, so the port would be 443\r, which each of their conversions refuses, and a last field that is text would keep an invisible \r. So every Basic program removes the \r from each line first. Assembly reads in text mode, as C does, which removes it on Windows but not on Linux, so it cuts it too. Of the line-by-line readers, Rust's lines() and Solidity's vm.readLine remove \n or \r\n themselves; Assembly's </w:t>
-      </w:r>
-      <w:r>
-        <w:t>fgets and Erlang's file:read_line keep the line ending, and the program cuts it.</w:t>
+        <w:t>Line endings: a file saved on Windows ends each line with \r\n. Rust, Erlang, and Solidity read the \r too, so the port would be 443\r, which each of their conversions refuses, and a last field that is text would keep an invisible \r. So every Basic program removes the \r from each line first. Assembly reads in text mode, as C does, which removes it on Windows but not on Linux, so it cuts it too. Of the line-by-line readers, Rust's lines() and Solidity's vm.readLine remove \n or \r\n themselves; Assembly's fgets and Erlang's file:read_line keep the line ending, and the program cuts it.</w:t>
       </w:r>
     </w:p>
     <w:p>
@@ -195,10 +186,7 @@
         <w:pStyle w:val="ListBullet"/>
       </w:pPr>
       <w:r>
-        <w:t xml:space="preserve">Splitting keeps every character between two delimiters, spaces included. servers.txt has no spaces around its | characters, but a file written by a person may, as in web-01 | production | 443. Its fields are then "web-01 ", " production ", and " 443", and the languages treat " 443" differently: Assembly's strtol skips spaces in front of a number and accepts it, and Rust, Erlang, and Solidity refuse it. So the Production-Minded programs trim each field (Lesson 2.6a) right after splitting, and every language </w:t>
-      </w:r>
-      <w:r>
-        <w:t>sees the same values; the Padded Field Check proves it with dns-01 | production | 53.</w:t>
+        <w:t>Splitting keeps every character between two delimiters, spaces included. servers.txt has no spaces around its | characters, but a file written by a person may, as in web-01 | production | 443. Its fields are then "web-01 ", " production ", and " 443", and the languages treat " 443" differently: Assembly's strtol skips spaces in front of a number and accepts it, and Rust, Erlang, and Solidity refuse it. So the Production-Minded programs trim each field (Lesson 2.6a) right after splitting, and every language sees the same values; the Padded Field Check proves it with dns-01 | production | 53.</w:t>
       </w:r>
     </w:p>
     <w:p>
@@ -1230,10 +1218,7 @@
     </w:p>
     <w:p>
       <w:r>
-        <w:t xml:space="preserve">Every program parses this file, the same one Lesson 3.13 uses, so create it now, in advance. Set-Content writes text into a file (Lesson 3.3); given several texts separated by commas, it writes each one on its own line and ends every line with \r\n, the Windows line ending, as most Windows editors do. The backtick at the end of the first line continues the command on the next line. On Linux or macOS, printf writes the text with each \n turned into a line ending. The programs only read servers.txt and never </w:t>
-      </w:r>
-      <w:r>
-        <w:t xml:space="preserve">change it. To undo the lesson, leave the folder and delete it: Set-Location .. then Remove-Item -Recurse .\lesson-3.13-extended (on Linux or macOS, cd .. then rm -r ./lesson-3.13-extended). </w:t>
+        <w:t xml:space="preserve">Every program parses this file, the same one Lesson 3.13 uses, so create it now, in advance. Set-Content writes text into a file (Lesson 3.3); given several texts separated by commas, it writes each one on its own line and ends every line with \r\n, the Windows line ending, as most Windows editors do. The backtick at the end of the first line continues the command on the next line. On Linux or macOS, printf writes the text with each \n turned into a line ending. The programs only read servers.txt and never change it. To undo the lesson, leave the folder and delete it: Set-Location .. then Remove-Item -Recurse .\lesson-3.13-extended (on Linux or macOS, cd .. then rm -r ./lesson-3.13-extended). </w:t>
       </w:r>
       <w:r>
         <w:rPr>
@@ -1410,10 +1395,7 @@
     </w:p>
     <w:p>
       <w:r>
-        <w:t>Assembly has no text tools of its own, so it does what the C version of Lesson 3.13 does. The C library has no call that splits text into separate parts, so the program writes one, split_text. It walks the text one byte at a time and copies each part into its own row of 128 bytes, as Lesson 2.13a copied one name per row, and returns the true number of parts. The Basic program calls it twice: with 10, the line ending, to cut the file's text into lines, and with | to cut one line into fields; the Production-M</w:t>
-      </w:r>
-      <w:r>
-        <w:t>inded program, which reads one line at a time, needs it only for the fields. The port is converted with strtol and its end check, exactly as in Lesson 2.11a. The Basic program reads the whole file with fopen "r" and fread, as in Lesson 3.2a; the Production-Minded program reads one line at a time with fgets, as Lesson 2.3a read a typed line, and trims each field with its own small byte loop, trim_text.</w:t>
+        <w:t>Assembly has no text tools of its own, so it does what the C version of Lesson 3.13 does. The C library has no call that splits text into separate parts, so the program writes one, split_text. It walks the text one byte at a time and copies each part into its own row of 128 bytes, as Lesson 2.13a copied one name per row, and returns the true number of parts. The Basic program calls it twice: with 10, the line ending, to cut the file's text into lines, and with | to cut one line into fields; the Production-Minded program, which reads one line at a time, needs it only for the fields. The port is converted with strtol and its end check, exactly as in Lesson 2.11a. The Basic program reads the whole file with fopen "r" and fread, as in Lesson 3.2a; the Production-Minded program reads one line at a time with fgets, as Lesson 2.3a read a typed line, and trims each field with its own small byte loop, trim_text.</w:t>
       </w:r>
     </w:p>
     <w:p>
@@ -1436,10 +1418,7 @@
     </w:p>
     <w:p>
       <w:r>
-        <w:t>Start with the most direct version: main reads servers.txt with fopen and fread, splits the text into lines with split_text, cuts a \r from each line, skips empty lines, splits each line into fields, checks the field count, converts the port with strtol, and prints either the record or an Error line. Even this Basic version checks fopen's result, because reading through 0 would crash the program, and it refuses a file longer than contents holds or a line longer than a row, instead of parsing either in part.</w:t>
-      </w:r>
-      <w:r>
-        <w:t xml:space="preserve"> Every step is commented, so read the comments as you type it.</w:t>
+        <w:t>Start with the most direct version: main reads servers.txt with fopen and fread, splits the text into lines with split_text, cuts a \r from each line, skips empty lines, splits each line into fields, checks the field count, converts the port with strtol, and prints either the record or an Error line. Even this Basic version checks fopen's result, because reading through 0 would crash the program, and it refuses a file longer than contents holds or a line longer than a row, instead of parsing either in part. Every step is commented, so read the comments as you type it.</w:t>
       </w:r>
     </w:p>
     <w:p>
@@ -6341,10 +6320,7 @@
     </w:p>
     <w:p>
       <w:r>
-        <w:t>The three good records still print, and each bad line gets its own Error line: the file, the line number (4 and 5, counted from 1, as an editor counts), what is wrong, and the line exactly as it was written, so you can find and fix it. The program goes on after a bad line, so one run finds both. This Basic version still ends with exit code 0, so a script that runs it could not tell that two lines were rejected; the Production-Minded version fixes that. Get-Content (cat) then prints the three good lines: ser</w:t>
-      </w:r>
-      <w:r>
-        <w:t>vers.txt is back as it was. On Linux, cat shows the same three lines: the \r at the end of each is there, but it does not show on the screen.</w:t>
+        <w:t>The three good records still print, and each bad line gets its own Error line: the file, the line number (4 and 5, counted from 1, as an editor counts), what is wrong, and the line exactly as it was written, so you can find and fix it. The program goes on after a bad line, so one run finds both. This Basic version still ends with exit code 0, so a script that runs it could not tell that two lines were rejected; the Production-Minded version fixes that. Get-Content (cat) then prints the three good lines: servers.txt is back as it was. On Linux, cat shows the same three lines: the \r at the end of each is there, but it does not show on the screen.</w:t>
       </w:r>
     </w:p>
     <w:p>
@@ -6367,10 +6343,7 @@
     </w:p>
     <w:p>
       <w:r>
-        <w:t>The production-minded version prints the same lines. A server record is a 136-byte block with the HOSTNAME, ENVIRONMENT, and PORT offsets of the Chapter 2 project. main opens servers.txt with fopen and reads one line at a time with fgets into line, a 128-byte space, refusing a line that does not fit. parse_server splits the line, trims each field with trim_text, refuses a text field longer than the record's 63 characters, converts the port, and returns SERVER_OK, WRONG_FIELD_COUNT, PORT_NOT_A_NUMBER, or FIE</w:t>
-      </w:r>
-      <w:r>
-        <w:t>LD_TOO_LONG in eax, as parse_port returned its codes in Lesson 2.11a; it fills the record only after every check has passed. main prints one Error line through print_line_error for each code that is not SERVER_OK, and prints the records only if every line was good.</w:t>
+        <w:t>The production-minded version prints the same lines. A server record is a 136-byte block with the HOSTNAME, ENVIRONMENT, and PORT offsets of the Chapter 2 project. main opens servers.txt with fopen and reads one line at a time with fgets into line, a 128-byte space, refusing a line that does not fit. parse_server splits the line, trims each field with trim_text, refuses a text field longer than the record's 63 characters, converts the port, and returns SERVER_OK, WRONG_FIELD_COUNT, PORT_NOT_A_NUMBER, or FIELD_TOO_LONG in eax, as parse_port returned its codes in Lesson 2.11a; it fills the record only after every check has passed. main prints one Error line through print_line_error for each code that is not SERVER_OK, and prints the records only if every line was good.</w:t>
       </w:r>
     </w:p>
     <w:p>
@@ -14082,10 +14055,7 @@
         <w:pStyle w:val="ListBullet"/>
       </w:pPr>
       <w:r>
-        <w:t>The memory sets the limits, and every limit is refused with an Error line, never cut silently. The Basic version holds the whole file: 1023 bytes (fgetc finds a byte left unread: Error: servers.txt is longer than 1023 characters), 32 lines (more than 32 lines), and 127 characters per line (split_text returns -1: has a line longer than 127 characters). A fifth field is counted but not stored, so the count check still sees it. The Production-Minded version holds one line at a time, so the file may have any nu</w:t>
-      </w:r>
-      <w:r>
-        <w:t>mber of lines; a line longer than 126 characters comes back from fgets without its 10 while feof is still 0, and is refused with its line number; a 33rd record is refused; and a host name or environment longer than the record's 63 characters is refused by parse_server, because snprintf would cut it without a word.</w:t>
+        <w:t>The memory sets the limits, and every limit is refused with an Error line, never cut silently. The Basic version holds the whole file: 1023 bytes (fgetc finds a byte left unread: Error: servers.txt is longer than 1023 characters), 32 lines (more than 32 lines), and 127 characters per line (split_text returns -1: has a line longer than 127 characters). A fifth field is counted but not stored, so the count check still sees it. The Production-Minded version holds one line at a time, so the file may have any number of lines; a line longer than 126 characters comes back from fgets without its 10 while feof is still 0, and is refused with its line number; a 33rd record is refused; and a host name or environment longer than the record's 63 characters is refused by parse_server, because snprintf would cut it without a word.</w:t>
       </w:r>
     </w:p>
     <w:p>
@@ -14127,10 +14097,7 @@
     </w:p>
     <w:p>
       <w:r>
-        <w:t xml:space="preserve">Both versions split each line of servers.txt into fields, check the field count, convert the port, and report every malformed line with its line number. The Basic version reads the whole file at once and splits it into lines, does it all in main, with split_text as its one helper, prints each record as soon as it is parsed, and ends with exit code 0 even when a line was bad. The Production-Minded version reads one line at a time, so memory holds one line of text instead of the whole file, trims each field, </w:t>
-      </w:r>
-      <w:r>
-        <w:t>and turns each line into a Server record through parse_server, the pattern the Challenge follows for contacts. It loads every line before it prints anything, and prints the records only when every line was good; otherwise it ends with exit code 1, as Lesson 2.11a taught.</w:t>
+        <w:t>Both versions split each line of servers.txt into fields, check the field count, convert the port, and report every malformed line with its line number. The Basic version reads the whole file at once and splits it into lines, does it all in main, with split_text as its one helper, prints each record as soon as it is parsed, and ends with exit code 0 even when a line was bad. The Production-Minded version reads one line at a time, so memory holds one line of text instead of the whole file, trims each field, and turns each line into a Server record through parse_server, the pattern the Challenge follows for contacts. It loads every line before it prints anything, and prints the records only when every line was good; otherwise it ends with exit code 1, as Lesson 2.11a taught.</w:t>
       </w:r>
     </w:p>
     <w:p>
@@ -14158,10 +14125,7 @@
     </w:p>
     <w:p>
       <w:r>
-        <w:t>Rust splits with a string's own split method: split('\n') cuts the file's text into lines and split('|') cuts one line into fields, each time handing back the pieces one at a time, in order. collect() gathers the pieces into a Vec&lt;&amp;str&gt;, Lesson 2.7a's Vec, holding views of the text, so they can be counted and read by position. The port is converted with parse::&lt;i64&gt;() and match, exactly as in Lesson 2.11a. fs::read_to_string keeps each \r of a Windows line ending, so every line of the Basic program has it r</w:t>
-      </w:r>
-      <w:r>
-        <w:t>emoved with replace (Lesson 2.6a). The Production-Minded program reads one line at a time instead: File::open opens the file, BufReader::new wraps it in a reader that reads a block at a time, and its lines() hands back each line, without its \n or \r\n, in a Result, because a read can fail partway. use std::io::BufRead brings lines() into the file. Each field is trimmed with trim() (Lesson 2.6a).</w:t>
+        <w:t>Rust splits with a string's own split method: split('\n') cuts the file's text into lines and split('|') cuts one line into fields, each time handing back the pieces one at a time, in order. collect() gathers the pieces into a Vec&lt;&amp;str&gt;, Lesson 2.7a's Vec, holding views of the text, so they can be counted and read by position. The port is converted with parse::&lt;i64&gt;() and match, exactly as in Lesson 2.11a. fs::read_to_string keeps each \r of a Windows line ending, so every line of the Basic program has it removed with replace (Lesson 2.6a). The Production-Minded program reads one line at a time instead: File::open opens the file, BufReader::new wraps it in a reader that reads a block at a time, and its lines() hands back each line, without its \n or \r\n, in a Result, because a read can fail partway. use std::io::BufRead brings lines() into the file. Each field is trimmed with trim() (Lesson 2.6a).</w:t>
       </w:r>
     </w:p>
     <w:p>
@@ -15068,10 +15032,7 @@
     </w:p>
     <w:p>
       <w:r>
-        <w:t>The three good records still print, and each bad line gets its own Error line: the file, the line number (4 and 5, counted from 1, as an editor counts), what is wrong, and the line exactly as it was written, so you can find and fix it. The program goes on after a bad line, so one run finds both. This Basic version still ends with exit code 0, so a script that runs it could not tell that two lines were rejected; the Production-Minded version fixes that. Get-Content (cat) then prints the three good lines: ser</w:t>
-      </w:r>
-      <w:r>
-        <w:t>vers.txt is back as it was.</w:t>
+        <w:t>The three good records still print, and each bad line gets its own Error line: the file, the line number (4 and 5, counted from 1, as an editor counts), what is wrong, and the line exactly as it was written, so you can find and fix it. The program goes on after a bad line, so one run finds both. This Basic version still ends with exit code 0, so a script that runs it could not tell that two lines were rejected; the Production-Minded version fixes that. Get-Content (cat) then prints the three good lines: servers.txt is back as it was.</w:t>
       </w:r>
     </w:p>
     <w:p>
@@ -15094,10 +15055,7 @@
     </w:p>
     <w:p>
       <w:r>
-        <w:t xml:space="preserve">The production-minded version prints the same lines. A Server struct holds the three values. parse_server trims each field and returns a Result: Ok with the record, or an Err whose message says what is wrong, expected 3 fields or port must be a number. main opens the file with File::open, reads it one line at a time through a BufReader, matches the Result of parse_server for every line, pushes each good record onto a Vec&lt;Server&gt;, prints one Error line for each Err, and prints the records only if every line </w:t>
-      </w:r>
-      <w:r>
-        <w:t>was good; otherwise it ends with std::process::exit(1), as Lesson 2.11a taught.</w:t>
+        <w:t>The production-minded version prints the same lines. A Server struct holds the three values. parse_server trims each field and returns a Result: Ok with the record, or an Err whose message says what is wrong, expected 3 fields or port must be a number. main opens the file with File::open, reads it one line at a time through a BufReader, matches the Result of parse_server for every line, pushes each good record onto a Vec&lt;Server&gt;, prints one Error line for each Err, and prints the records only if every line was good; otherwise it ends with std::process::exit(1), as Lesson 2.11a taught.</w:t>
       </w:r>
     </w:p>
     <w:p>
@@ -16554,10 +16512,7 @@
     </w:p>
     <w:p>
       <w:r>
-        <w:t>Both versions split each line of servers.txt into fields, check the field count, convert the port, and report every malformed line with its line number. The Basic version reads the whole file at once and splits it into lines, does it all in main, prints each record as soon as it is parsed, and ends with exit code 0 even when a line was bad. The Production-Minded version reads one line at a time, so memory holds one line of text instead of the whole file, trims each field, and turns each line into a Server r</w:t>
-      </w:r>
-      <w:r>
-        <w:t>ecord through parse_server, the pattern the Challenge follows for contacts. It loads every line before it prints anything, and prints the records only when every line was good; otherwise it ends with exit code 1, as Lesson 2.11a taught.</w:t>
+        <w:t>Both versions split each line of servers.txt into fields, check the field count, convert the port, and report every malformed line with its line number. The Basic version reads the whole file at once and splits it into lines, does it all in main, prints each record as soon as it is parsed, and ends with exit code 0 even when a line was bad. The Production-Minded version reads one line at a time, so memory holds one line of text instead of the whole file, trims each field, and turns each line into a Server record through parse_server, the pattern the Challenge follows for contacts. It loads every line before it prints anything, and prints the records only when every line was good; otherwise it ends with exit code 1, as Lesson 2.11a taught.</w:t>
       </w:r>
     </w:p>
     <w:p>
@@ -16585,13 +16540,7 @@
     </w:p>
     <w:p>
       <w:r>
-        <w:t xml:space="preserve">Erlang reads the file as a binary with file:read_file (Lesson 3.2a), and unicode:characters_to_list turns it into a string, a list of characters, so the string module can work on it. string:split(FileText, "\n", all) cuts the text into lines and string:split(Line, "|", all) cuts one line into fields, each time returning the pieces as a list; all means at every separator, not only the first. A case pattern with three names, [Hostname, Environment, PortText], fits only a list of exactly 3 items, so it checks </w:t>
-      </w:r>
-      <w:r>
-        <w:t>the field count and names the fields in one step. The port is converted with string:to_integer, exactly as in Lesson 2.11a. file:read_file keeps each \r of a Windows line ending, so every line of the Basic program has it removed with string:trim. The Production-Minded program reads one line at a time instead: file:open(Path, [read]) opens the file and returns {ok, Device}, and file:read_line(Device) returns {ok, Line}, the next line with its line ending, or eof when no line is left. string:trim(Line, traili</w:t>
-      </w:r>
-      <w:r>
-        <w:t>ng), as in Lesson 2.3a, removes the line ending, and string:trim(Field) removes the spaces around each field.</w:t>
+        <w:t>Erlang reads the file as a binary with file:read_file (Lesson 3.2a), and unicode:characters_to_list turns it into a string, a list of characters, so the string module can work on it. string:split(FileText, "\n", all) cuts the text into lines and string:split(Line, "|", all) cuts one line into fields, each time returning the pieces as a list; all means at every separator, not only the first. A case pattern with three names, [Hostname, Environment, PortText], fits only a list of exactly 3 items, so it checks the field count and names the fields in one step. The port is converted with string:to_integer, exactly as in Lesson 2.11a. file:read_file keeps each \r of a Windows line ending, so every line of the Basic program has it removed with string:trim. The Production-Minded program reads one line at a time instead: file:open(Path, [read]) opens the file and returns {ok, Device}, and file:read_line(Device) returns {ok, Line}, the next line with its line ending, or eof when no line is left. string:trim(Line, trailing), as in Lesson 2.3a, removes the line ending, and string:trim(Field) removes the spaces around each field.</w:t>
       </w:r>
     </w:p>
     <w:p>
@@ -17660,10 +17609,7 @@
     </w:p>
     <w:p>
       <w:r>
-        <w:t>The three good records still print, and each bad line gets its own Error line: the file, the line number (4 and 5, counted from 1, as an editor counts), what is wrong, and the line exactly as it was written, so you can find and fix it. The program goes on after a bad line, so one run finds both. This Basic version still ends with exit code 0, so a script that runs it could not tell that two lines were rejected; the Production-Minded version fixes that. Get-Content (cat) then prints the three good lines: ser</w:t>
-      </w:r>
-      <w:r>
-        <w:t>vers.txt is back as it was.</w:t>
+        <w:t>The three good records still print, and each bad line gets its own Error line: the file, the line number (4 and 5, counted from 1, as an editor counts), what is wrong, and the line exactly as it was written, so you can find and fix it. The program goes on after a bad line, so one run finds both. This Basic version still ends with exit code 0, so a script that runs it could not tell that two lines were rejected; the Production-Minded version fixes that. Get-Content (cat) then prints the three good lines: servers.txt is back as it was.</w:t>
       </w:r>
     </w:p>
     <w:p>
@@ -17686,10 +17632,7 @@
     </w:p>
     <w:p>
       <w:r>
-        <w:t xml:space="preserve">The production-minded version prints the same lines. A server record, -record(server, ...) as in Lesson 2.9a, holds the three values. parse_server trims each field and returns {ok, Server}, or {error, Message} saying what is wrong, as parse_port did in Lesson 2.11a. main opens the file with file:open; load_servers reads it one line at a time with file:read_line, adds each good record to its list, prints one Error line for each {error, Message}, and returns {ok, Servers, Malformed}, or {error, Message} when </w:t>
-      </w:r>
-      <w:r>
-        <w:t>a read fails. main closes the file and prints the records with print_servers only if every line was good; otherwise it ends with init:stop(1).</w:t>
+        <w:t>The production-minded version prints the same lines. A server record, -record(server, ...) as in Lesson 2.9a, holds the three values. parse_server trims each field and returns {ok, Server}, or {error, Message} saying what is wrong, as parse_port did in Lesson 2.11a. main opens the file with file:open; load_servers reads it one line at a time with file:read_line, adds each good record to its list, prints one Error line for each {error, Message}, and returns {ok, Servers, Malformed}, or {error, Message} when a read fails. main closes the file and prints the records with print_servers only if every line was good; otherwise it ends with init:stop(1).</w:t>
       </w:r>
     </w:p>
     <w:p>
@@ -19234,10 +19177,7 @@
     </w:p>
     <w:p>
       <w:r>
-        <w:t>Both versions split each line of servers.txt into fields, check the field count, convert the port, and report every malformed line with its line number. The Basic version reads the whole file at once and splits it into lines, does it all in main, with parse_lines and parse_line as its loop, prints each record as soon as it is parsed, and ends with exit code 0 even when a line was bad. The Production-Minded version reads one line at a time, so memory holds one line of text instead of the whole file, trims ea</w:t>
-      </w:r>
-      <w:r>
-        <w:t>ch field, and turns each line into a Server record through parse_server, the pattern the Challenge follows for contacts. It loads every line before it prints anything, and prints the records only when every line was good; otherwise it ends with exit code 1, as Lesson 2.11a taught.</w:t>
+        <w:t>Both versions split each line of servers.txt into fields, check the field count, convert the port, and report every malformed line with its line number. The Basic version reads the whole file at once and splits it into lines, does it all in main, with parse_lines and parse_line as its loop, prints each record as soon as it is parsed, and ends with exit code 0 even when a line was bad. The Production-Minded version reads one line at a time, so memory holds one line of text instead of the whole file, trims each field, and turns each line into a Server record through parse_server, the pattern the Challenge follows for contacts. It loads every line before it prints anything, and prints the records only when every line was good; otherwise it ends with exit code 1, as Lesson 2.11a taught.</w:t>
       </w:r>
     </w:p>
     <w:p>
@@ -19265,13 +19205,7 @@
     </w:p>
     <w:p>
       <w:r>
-        <w:t>A contract on a real chain has no files, so, as in Lessons 3.2a to 3.9a, the script reads servers.txt through Foundry's cheatcodes. vm.readFile reads ../servers.txt, the file in the lesson folder, because relative paths start from the project root, the solidity folder, and foundry.toml's fs_permissions allows reading there and nowhere else. vm.split, which Lesson 2.13a used to cut a path at each /, cuts the text into lines at "\n" and a line into fields at "|", each time returning a string[]. The port is co</w:t>
-      </w:r>
-      <w:r>
-        <w:t>nverted with vm.parseUint in try/catch, exactly as in Lesson 2.11a. vm.readFile keeps each \r of a Windows line ending, so every line of the Basic script has it removed with vm.replace (Lesson 2.6a). The Production-Minded script reads one line at a time instead: vm.readLine(path) returns the next line of the file, without its \n or \r\n, keeping its place from call to call, and empty text when no line is left. vm.trim (Lesson 2.6a) removes the spaces around each field. Solidity has no error stream (Lesson 2</w:t>
-      </w:r>
-      <w:r>
-        <w:t>.11a), so the Error lines are logged under == Logs ==, with the records.</w:t>
+        <w:t>A contract on a real chain has no files, so, as in Lessons 3.2a to 3.9a, the script reads servers.txt through Foundry's cheatcodes. vm.readFile reads ../servers.txt, the file in the lesson folder, because relative paths start from the project root, the solidity folder, and foundry.toml's fs_permissions allows reading there and nowhere else. vm.split, which Lesson 2.13a used to cut a path at each /, cuts the text into lines at "\n" and a line into fields at "|", each time returning a string[]. The port is converted with vm.parseUint in try/catch, exactly as in Lesson 2.11a. vm.readFile keeps each \r of a Windows line ending, so every line of the Basic script has it removed with vm.replace (Lesson 2.6a). The Production-Minded script reads one line at a time instead: vm.readLine(path) returns the next line of the file, without its \n or \r\n, keeping its place from call to call, and empty text when no line is left. vm.trim (Lesson 2.6a) removes the spaces around each field. Solidity has no error stream (Lesson 2.11a), so the Error lines are logged under == Logs ==, with the records.</w:t>
       </w:r>
     </w:p>
     <w:p>
@@ -20207,10 +20141,7 @@
     </w:p>
     <w:p>
       <w:r>
-        <w:t>The three good records still print, and each bad line gets its own Error line: the file, the line number (4 and 5, counted from 1, as an editor counts), what is wrong, and the line exactly as it was written, so you can find and fix it. The script goes on after a bad line, so one run finds both. This Basic version still ends with exit code 0, so a script that runs it could not tell that two lines were rejected; the Production-Minded version fixes that. Get-Content (cat) then prints the three good lines: serv</w:t>
-      </w:r>
-      <w:r>
-        <w:t>ers.txt is back as it was.</w:t>
+        <w:t>The three good records still print, and each bad line gets its own Error line: the file, the line number (4 and 5, counted from 1, as an editor counts), what is wrong, and the line exactly as it was written, so you can find and fix it. The script goes on after a bad line, so one run finds both. This Basic version still ends with exit code 0, so a script that runs it could not tell that two lines were rejected; the Production-Minded version fixes that. Get-Content (cat) then prints the three good lines: servers.txt is back as it was.</w:t>
       </w:r>
     </w:p>
     <w:p>
@@ -20233,10 +20164,7 @@
     </w:p>
     <w:p>
       <w:r>
-        <w:t>The production-minded version prints the same lines. A Server struct holds the three values. parseServer trims each field and returns the record and a problem text that is empty on success, as parsePort did in Lesson 2.11a, because run could not catch a revert from an internal function. run reads the file one line at a time with readNextLine, which wraps vm.readLine in try/catch, in a while loop that stops at the first empty text; it pushes each good record onto servers, a storage array, logs one Error line</w:t>
-      </w:r>
-      <w:r>
-        <w:t xml:space="preserve"> for each problem, and logs the records only if every line was good; otherwise it reverts, which forge reports as Error: script failed: with exit code 1.</w:t>
+        <w:t>The production-minded version prints the same lines. A Server struct holds the three values. parseServer trims each field and returns the record and a problem text that is empty on success, as parsePort did in Lesson 2.11a, because run could not catch a revert from an internal function. run reads the file one line at a time with readNextLine, which wraps vm.readLine in try/catch, in a while loop that stops at the first empty text; it pushes each good record onto servers, a storage array, logs one Error line for each problem, and logs the records only if every line was good; otherwise it reverts, which forge reports as Error: script failed: with exit code 1.</w:t>
       </w:r>
     </w:p>
     <w:p>
@@ -21773,10 +21701,7 @@
     </w:p>
     <w:p>
       <w:r>
-        <w:t>Both versions split each line of servers.txt into fields, check the field count, convert the port, and report every malformed line with its line number. The Basic version reads the whole file at once and splits it into lines, does it all in run, logs each record as soon as it is parsed, and ends with exit code 0 even when a line was bad. The Production-Minded version reads one line at a time, so memory holds one line of text instead of the whole file, trims each field, and turns each line into a Server reco</w:t>
-      </w:r>
-      <w:r>
-        <w:t>rd through parseServer, the pattern the Challenge follows for contacts. It loads every line before it logs anything, and logs the records only when every line was good; otherwise it reverts, so forge ends with exit code 1.</w:t>
+        <w:t>Both versions split each line of servers.txt into fields, check the field count, convert the port, and report every malformed line with its line number. The Basic version reads the whole file at once and splits it into lines, does it all in run, logs each record as soon as it is parsed, and ends with exit code 0 even when a line was bad. The Production-Minded version reads one line at a time, so memory holds one line of text instead of the whole file, trims each field, and turns each line into a Server record through parseServer, the pattern the Challenge follows for contacts. It loads every line before it logs anything, and logs the records only when every line was good; otherwise it reverts, so forge ends with exit code 1.</w:t>
       </w:r>
     </w:p>
     <w:p>
@@ -22254,10 +22179,7 @@
     </w:p>
     <w:p>
       <w:r>
-        <w:t>As in Lesson 3.13, the Contact Manager, this chapter's capstone, must save its contacts and load them again when it starts. Loading is exactly this lesson's work: read the saved file, split it into lines and each line into fields, check every line, and build one record per line. The Challenge writes that loader for contacts.txt with a Contact record and parse_contact (parseContact in Solidity). parse_server is the pattern: one function that turns one line into one record or reports what is wrong. Lesson 3.1</w:t>
-      </w:r>
-      <w:r>
-        <w:t>4a reads and writes the same kind of records as a CSV file, and explains why simple splitting is not enough once a value may contain the delimiter or a quote.</w:t>
+        <w:t>As in Lesson 3.13, the Contact Manager, this chapter's capstone, must save its contacts and load them again when it starts. Loading is exactly this lesson's work: read the saved file, split it into lines and each line into fields, check every line, and build one record per line. The Challenge writes that loader for contacts.txt with a Contact record and parse_contact (parseContact in Solidity). parse_server is the pattern: one function that turns one line into one record or reports what is wrong. Lesson 3.14a reads and writes the same kind of records as a CSV file, and explains why simple splitting is not enough once a value may contain the delimiter or a quote.</w:t>
       </w:r>
     </w:p>
     <w:p>
@@ -22298,10 +22220,7 @@
         <w:pStyle w:val="ListBullet"/>
       </w:pPr>
       <w:r>
-        <w:t xml:space="preserve">Assembly: add ports_line, "Ports below 1024: %d", 10, 0, to the read-only data, and a function count_low_ports that takes the address of the first record and the record count (rcx and rdx on Windows, rdi and rsi on Linux). It walks the records like the print loop, adding SERVER_SIZE to the address each step, and adds 1 to eax for each record whose port is below 1024: cmp qword [address + PORT], 1024, then jge past the inc eax. In main, right after the .printed label, call it with the address of servers and </w:t>
-      </w:r>
-      <w:r>
-        <w:t>[server_count], then print ports_line with the count from eax. Make the change in the Windows and the Linux file.</w:t>
+        <w:t>Assembly: add ports_line, "Ports below 1024: %d", 10, 0, to the read-only data, and a function count_low_ports that takes the address of the first record and the record count (rcx and rdx on Windows, rdi and rsi on Linux). It walks the records like the print loop, adding SERVER_SIZE to the address each step, and adds 1 to eax for each record whose port is below 1024: cmp qword [address + PORT], 1024, then jge past the inc eax. In main, right after the .printed label, call it with the address of servers and [server_count], then print ports_line with the count from eax. Make the change in the Windows and the Linux file.</w:t>
       </w:r>
     </w:p>
     <w:p>
@@ -22464,10 +22383,7 @@
     </w:p>
     <w:p>
       <w:r>
-        <w:t>Then change each Production-Minded program so that it also loads contacts.txt: a Contact record with two fields, name and email, and a parse_contact function that works like parse_server with exactly 2 fields, each trimmed, and no conversion; a wrong count reports Error: contacts.txt line N: expected 2 fields: followed by the line, and marks the load as malformed. Load contacts.txt after servers.txt, the same way. Print nothing until both files are loaded; then, after the server lines, print each contact as</w:t>
-      </w:r>
-      <w:r>
-        <w:t xml:space="preserve"> Contact: followed by the name and the email address in angle brackets.</w:t>
+        <w:t>Then change each Production-Minded program so that it also loads contacts.txt: a Contact record with two fields, name and email, and a parse_contact function that works like parse_server with exactly 2 fields, each trimmed, and no conversion; a wrong count reports Error: contacts.txt line N: expected 2 fields: followed by the line, and marks the load as malformed. Load contacts.txt after servers.txt, the same way. Print nothing until both files are loaded; then, after the server lines, print each contact as Contact: followed by the name and the email address in angle brackets.</w:t>
       </w:r>
     </w:p>
     <w:p>
@@ -22480,10 +22396,7 @@
         <w:pStyle w:val="ListBullet"/>
       </w:pPr>
       <w:r>
-        <w:t>Assembly: add contacts_path, a contact_error format that says expected 2 fields, and contact_line, "Contact: %s &lt;%s&gt;", 10, 0, to the read-only data. Add a contact record (NAME 0, EMAIL 64, CONTACT_SIZE 128), contact_count dq 0, and contacts resb CONTACT_SIZE * MAX_RECORDS. Write parse_contact as a copy of parse_server that checks for 2 fields, trims both, refuses one longer than 63 characters, converts nothing, and copies the name and the email address with snprintf. At the .loaded label, before the malform</w:t>
-      </w:r>
-      <w:r>
-        <w:t>ed check, open contacts.txt and load its lines with a copy of the fgets loop, with its own labels, parse_contact, contact_error, and contacts_path; a contacts.txt that cannot be read gets an Error line that names it. After the servers are printed, print each contact with contact_line. Make every change in the Windows and the Linux file.</w:t>
+        <w:t>Assembly: add contacts_path, a contact_error format that says expected 2 fields, and contact_line, "Contact: %s &lt;%s&gt;", 10, 0, to the read-only data. Add a contact record (NAME 0, EMAIL 64, CONTACT_SIZE 128), contact_count dq 0, and contacts resb CONTACT_SIZE * MAX_RECORDS. Write parse_contact as a copy of parse_server that checks for 2 fields, trims both, refuses one longer than 63 characters, converts nothing, and copies the name and the email address with snprintf. At the .loaded label, before the malformed check, open contacts.txt and load its lines with a copy of the fgets loop, with its own labels, parse_contact, contact_error, and contacts_path; a contacts.txt that cannot be read gets an Error line that names it. After the servers are printed, print each contact with contact_line. Make every change in the Windows and the Linux file.</w:t>
       </w:r>
     </w:p>
     <w:p>
@@ -22499,10 +22412,7 @@
         <w:pStyle w:val="ListBullet"/>
       </w:pPr>
       <w:r>
-        <w:t xml:space="preserve">Erlang: add -define(CONTACTS_PATH, "contacts.txt"), -record(contact, {name, email}), and parse_contact, whose case pattern [Name, Email] fits exactly 2 fields, both trimmed. Write load_contacts and print_contacts as copies of load_servers and print_servers. In main's {ok, Device} branch, after file:close(Device), open contacts.txt with file:open, load it with load_contacts, close it, and print only when both loads were {ok, ..., false}: print_servers, then print_contacts; otherwise print any Error line and </w:t>
-      </w:r>
-      <w:r>
-        <w:t>call init:stop(1).</w:t>
+        <w:t>Erlang: add -define(CONTACTS_PATH, "contacts.txt"), -record(contact, {name, email}), and parse_contact, whose case pattern [Name, Email] fits exactly 2 fields, both trimmed. Write load_contacts and print_contacts as copies of load_servers and print_servers. In main's {ok, Device} branch, after file:close(Device), open contacts.txt with file:open, load it with load_contacts, close it, and print only when both loads were {ok, ..., false}: print_servers, then print_contacts; otherwise print any Error line and call init:stop(1).</w:t>
       </w:r>
     </w:p>
     <w:p>
@@ -22510,10 +22420,7 @@
         <w:pStyle w:val="ListBullet"/>
       </w:pPr>
       <w:r>
-        <w:t>Solidity: add a Contact struct with name and email, a Contact[] contacts storage array, and parseContact, which works like parseServer with exactly 2 fields, trimmed with vm.trim, and no conversion. Before the if (malformed) line, read ../contacts.txt with readNextLine and load it with a copy of the server loop and its own line number, logging Error: contacts.txt line N: expected 2 fields: and the line, and setting malformed = true for a bad line. After the servers are logged, log each contact with console.</w:t>
-      </w:r>
-      <w:r>
-        <w:t>log("Contact: %s &lt;%s&gt;", ...).</w:t>
+        <w:t>Solidity: add a Contact struct with name and email, a Contact[] contacts storage array, and parseContact, which works like parseServer with exactly 2 fields, trimmed with vm.trim, and no conversion. Before the if (malformed) line, read ../contacts.txt with readNextLine and load it with a copy of the server loop and its own line number, logging Error: contacts.txt line N: expected 2 fields: and the line, and setting malformed = true for a bad line. After the servers are logged, log each contact with console.log("Contact: %s &lt;%s&gt;", ...).</w:t>
       </w:r>
     </w:p>
     <w:p>
@@ -22781,13 +22688,7 @@
     </w:p>
     <w:p>
       <w:r>
-        <w:t>Parsing turns text into values. The Basic programs read servers.txt in one read and split it into lines at \n; the Production-Minded programs read it one line at a time, with fgets, lines(), file:read_line, and vm.readLine, so only one line is in memory. Every program split each line into fields at the | delimiter, removed the line ending, \r included, and skipped empty lines, and the Production-Minded programs trimmed the spaces around each field, so a padded line loads the same in every language. Assembly</w:t>
-      </w:r>
-      <w:r>
-        <w:t xml:space="preserve"> walked the bytes itself with split_text, as C does; Rust, Erlang, and Solidity split with split, string:split, and vm.split. Every line was checked for exactly 3 fields before any field was read, and its port was converted with Lesson 2.11a's conversion, which can fail. A malformed line produced a clear Error line with the file, the line number, the problem, and the line itself. The Basic version printed as it went; the Production-Minded version built a Server record per line, reported every bad line in on</w:t>
-      </w:r>
-      <w:r>
-        <w:t>e run, and used the file only when every line was good. Lesson 3.14a moves to CSV files, where a value may contain the delimiter itself.</w:t>
+        <w:t>Parsing turns text into values. The Basic programs read servers.txt in one read and split it into lines at \n; the Production-Minded programs read it one line at a time, with fgets, lines(), file:read_line, and vm.readLine, so only one line is in memory. Every program split each line into fields at the | delimiter, removed the line ending, \r included, and skipped empty lines, and the Production-Minded programs trimmed the spaces around each field, so a padded line loads the same in every language. Assembly walked the bytes itself with split_text, as C does; Rust, Erlang, and Solidity split with split, string:split, and vm.split. Every line was checked for exactly 3 fields before any field was read, and its port was converted with Lesson 2.11a's conversion, which can fail. A malformed line produced a clear Error line with the file, the line number, the problem, and the line itself. The Basic version printed as it went; the Production-Minded version built a Server record per line, reported every bad line in one run, and used the file only when every line was good. Lesson 3.14a moves to CSV files, where a value may contain the delimiter itself.</w:t>
       </w:r>
     </w:p>
     <w:sectPr>

--- a/Volume 1/Chapter 03 - File Handling/SPA_Vol1_Ch3_Lesson3_13a_Text_Parsing_EXTENDED.docx
+++ b/Volume 1/Chapter 03 - File Handling/SPA_Vol1_Ch3_Lesson3_13a_Text_Parsing_EXTENDED.docx
@@ -67,7 +67,10 @@
     </w:p>
     <w:p>
       <w:r>
-        <w:t>Read servers.txt, a small text file of server records such as web-01|production|443, and turn each line into its three fields, host name, environment, and port, as Lesson 3.13 does, in Assembly (Windows and Linux), Rust, Erlang, and Solidity. Every program checks that each line has exactly 3 fields, converts the port from text to a number, and reports every malformed line clearly, with its line number. The Basic programs read the whole file and split it into lines; the Production-Minded programs read the file one line at a time and trim the spaces a person may put around a field.</w:t>
+        <w:t>Read servers.txt, a small text file of server records such as web-01|production|443, and turn each line into its three fields, host name, environment, and port, as Lesson 3.13 does, in Assembly (Windows and Linux), Rust, Erlang, and Solidity. Every program checks that each line has exactly 3 fields, converts the port from text to a number, and reports every malformed line clearly, with its line number. The Basic programs read the whole file and split it into lines; the Production-Minded programs read the fi</w:t>
+      </w:r>
+      <w:r>
+        <w:t>le one line at a time and trim the spaces a person may put around a field.</w:t>
       </w:r>
     </w:p>
     <w:p>
@@ -95,7 +98,10 @@
     </w:p>
     <w:p>
       <w:r>
-        <w:t>Lesson 3.13 explains why a program needs the values inside a file, not just its text, and why a parser must check every line and say exactly which one is wrong instead of crashing or quietly using a bad value. These four languages show the same parsing at different depths. Assembly has no text tools, so it walks the bytes itself, as C does. Rust and Erlang split with one library call and hand back the pieces as a collection. Solidity reaches the file only through Foundry's cheatcodes, and a script has no error stream, so its Error lines are logs. Read Lesson 3.13 first; this companion builds on it. The Contact Manager, this chapter's capstone, loads its saved contacts the same way.</w:t>
+        <w:t>Lesson 3.13 explains why a program needs the values inside a file, not just its text, and why a parser must check every line and say exactly which one is wrong instead of crashing or quietly using a bad value. These four languages show the same parsing at different depths. Assembly has no text tools, so it walks the bytes itself, as C does. Rust and Erlang split with one library call and hand back the pieces as a collection. Solidity reaches the file only through Foundry's cheatcodes, and a script has no er</w:t>
+      </w:r>
+      <w:r>
+        <w:t>ror stream, so its Error lines are logs. Read Lesson 3.13 first; this companion builds on it. The Contact Manager, this chapter's capstone, loads its saved contacts the same way.</w:t>
       </w:r>
     </w:p>
     <w:p>
@@ -170,7 +176,10 @@
         <w:pStyle w:val="ListBullet"/>
       </w:pPr>
       <w:r>
-        <w:t>Line endings: a file saved on Windows ends each line with \r\n. Rust, Erlang, and Solidity read the \r too, so the port would be 443\r, which each of their conversions refuses, and a last field that is text would keep an invisible \r. So every Basic program removes the \r from each line first. Assembly reads in text mode, as C does, which removes it on Windows but not on Linux, so it cuts it too. Of the line-by-line readers, Rust's lines() and Solidity's vm.readLine remove \n or \r\n themselves; Assembly's fgets and Erlang's file:read_line keep the line ending, and the program cuts it.</w:t>
+        <w:t xml:space="preserve">Line endings: a file saved on Windows ends each line with \r\n. Rust, Erlang, and Solidity read the \r too, so the port would be 443\r, which each of their conversions refuses, and a last field that is text would keep an invisible \r. So every Basic program removes the \r from each line first. Assembly reads in text mode, as C does, which removes it on Windows but not on Linux, so it cuts it too. Of the line-by-line readers, Rust's lines() and Solidity's vm.readLine remove \n or \r\n themselves; Assembly's </w:t>
+      </w:r>
+      <w:r>
+        <w:t>fgets and Erlang's file:read_line keep the line ending, and the program cuts it.</w:t>
       </w:r>
     </w:p>
     <w:p>
@@ -186,7 +195,10 @@
         <w:pStyle w:val="ListBullet"/>
       </w:pPr>
       <w:r>
-        <w:t>Splitting keeps every character between two delimiters, spaces included. servers.txt has no spaces around its | characters, but a file written by a person may, as in web-01 | production | 443. Its fields are then "web-01 ", " production ", and " 443", and the languages treat " 443" differently: Assembly's strtol skips spaces in front of a number and accepts it, and Rust, Erlang, and Solidity refuse it. So the Production-Minded programs trim each field (Lesson 2.6a) right after splitting, and every language sees the same values; the Padded Field Check proves it with dns-01 | production | 53.</w:t>
+        <w:t xml:space="preserve">Splitting keeps every character between two delimiters, spaces included. servers.txt has no spaces around its | characters, but a file written by a person may, as in web-01 | production | 443. Its fields are then "web-01 ", " production ", and " 443", and the languages treat " 443" differently: Assembly's strtol skips spaces in front of a number and accepts it, and Rust, Erlang, and Solidity refuse it. So the Production-Minded programs trim each field (Lesson 2.6a) right after splitting, and every language </w:t>
+      </w:r>
+      <w:r>
+        <w:t>sees the same values; the Padded Field Check proves it with dns-01 | production | 53.</w:t>
       </w:r>
     </w:p>
     <w:p>
@@ -942,7 +954,7 @@
         <w:keepNext/>
       </w:pPr>
       <w:r>
-        <w:t>[profile.default]</w:t>
+        <w:t>[profile.default]  # Remember, the settings forge uses by default.</w:t>
       </w:r>
     </w:p>
     <w:p>
@@ -1218,7 +1230,10 @@
     </w:p>
     <w:p>
       <w:r>
-        <w:t xml:space="preserve">Every program parses this file, the same one Lesson 3.13 uses, so create it now, in advance. Set-Content writes text into a file (Lesson 3.3); given several texts separated by commas, it writes each one on its own line and ends every line with \r\n, the Windows line ending, as most Windows editors do. The backtick at the end of the first line continues the command on the next line. On Linux or macOS, printf writes the text with each \n turned into a line ending. The programs only read servers.txt and never change it. To undo the lesson, leave the folder and delete it: Set-Location .. then Remove-Item -Recurse .\lesson-3.13-extended (on Linux or macOS, cd .. then rm -r ./lesson-3.13-extended). </w:t>
+        <w:t xml:space="preserve">Every program parses this file, the same one Lesson 3.13 uses, so create it now, in advance. Set-Content writes text into a file (Lesson 3.3); given several texts separated by commas, it writes each one on its own line and ends every line with \r\n, the Windows line ending, as most Windows editors do. The backtick at the end of the first line continues the command on the next line. On Linux or macOS, printf writes the text with each \n turned into a line ending. The programs only read servers.txt and never </w:t>
+      </w:r>
+      <w:r>
+        <w:t xml:space="preserve">change it. To undo the lesson, leave the folder and delete it: Set-Location .. then Remove-Item -Recurse .\lesson-3.13-extended (on Linux or macOS, cd .. then rm -r ./lesson-3.13-extended). </w:t>
       </w:r>
       <w:r>
         <w:rPr>
@@ -1395,7 +1410,10 @@
     </w:p>
     <w:p>
       <w:r>
-        <w:t>Assembly has no text tools of its own, so it does what the C version of Lesson 3.13 does. The C library has no call that splits text into separate parts, so the program writes one, split_text. It walks the text one byte at a time and copies each part into its own row of 128 bytes, as Lesson 2.13a copied one name per row, and returns the true number of parts. The Basic program calls it twice: with 10, the line ending, to cut the file's text into lines, and with | to cut one line into fields; the Production-Minded program, which reads one line at a time, needs it only for the fields. The port is converted with strtol and its end check, exactly as in Lesson 2.11a. The Basic program reads the whole file with fopen "r" and fread, as in Lesson 3.2a; the Production-Minded program reads one line at a time with fgets, as Lesson 2.3a read a typed line, and trims each field with its own small byte loop, trim_text.</w:t>
+        <w:t>Assembly has no text tools of its own, so it does what the C version of Lesson 3.13 does. The C library has no call that splits text into separate parts, so the program writes one, split_text. It walks the text one byte at a time and copies each part into its own row of 128 bytes, as Lesson 2.13a copied one name per row, and returns the true number of parts. The Basic program calls it twice: with 10, the line ending, to cut the file's text into lines, and with | to cut one line into fields; the Production-M</w:t>
+      </w:r>
+      <w:r>
+        <w:t>inded program, which reads one line at a time, needs it only for the fields. The port is converted with strtol and its end check, exactly as in Lesson 2.11a. The Basic program reads the whole file with fopen "r" and fread, as in Lesson 3.2a; the Production-Minded program reads one line at a time with fgets, as Lesson 2.3a read a typed line, and trims each field with its own small byte loop, trim_text.</w:t>
       </w:r>
     </w:p>
     <w:p>
@@ -1418,7 +1436,10 @@
     </w:p>
     <w:p>
       <w:r>
-        <w:t>Start with the most direct version: main reads servers.txt with fopen and fread, splits the text into lines with split_text, cuts a \r from each line, skips empty lines, splits each line into fields, checks the field count, converts the port with strtol, and prints either the record or an Error line. Even this Basic version checks fopen's result, because reading through 0 would crash the program, and it refuses a file longer than contents holds or a line longer than a row, instead of parsing either in part. Every step is commented, so read the comments as you type it.</w:t>
+        <w:t>Start with the most direct version: main reads servers.txt with fopen and fread, splits the text into lines with split_text, cuts a \r from each line, skips empty lines, splits each line into fields, checks the field count, converts the port with strtol, and prints either the record or an Error line. Even this Basic version checks fopen's result, because reading through 0 would crash the program, and it refuses a file longer than contents holds or a line longer than a row, instead of parsing either in part.</w:t>
+      </w:r>
+      <w:r>
+        <w:t xml:space="preserve"> Every step is commented, so read the comments as you type it.</w:t>
       </w:r>
     </w:p>
     <w:p>
@@ -2587,6 +2608,86 @@
         <w:pStyle w:val="SourceCode"/>
       </w:pPr>
       <w:r>
+        <w:t xml:space="preserve">    ; The last line ends in 10 too. [rcx + rax - 1] is the last byte read;</w:t>
+      </w:r>
+    </w:p>
+    <w:p>
+      <w:pPr>
+        <w:pStyle w:val="SourceCode"/>
+      </w:pPr>
+      <w:r>
+        <w:t xml:space="preserve">    ; a 0 over a 10 there ends the text early, so no empty part after it</w:t>
+      </w:r>
+    </w:p>
+    <w:p>
+      <w:pPr>
+        <w:pStyle w:val="SourceCode"/>
+      </w:pPr>
+      <w:r>
+        <w:t xml:space="preserve">    ; counts as a line, and a file of exactly 32 lines fits. An empty</w:t>
+      </w:r>
+    </w:p>
+    <w:p>
+      <w:pPr>
+        <w:pStyle w:val="SourceCode"/>
+      </w:pPr>
+      <w:r>
+        <w:t xml:space="preserve">    ; file, rax = 0, has no last byte to check.</w:t>
+      </w:r>
+    </w:p>
+    <w:p>
+      <w:pPr>
+        <w:pStyle w:val="SourceCode"/>
+      </w:pPr>
+      <w:r>
+        <w:t xml:space="preserve">    cmp rax, 0</w:t>
+      </w:r>
+    </w:p>
+    <w:p>
+      <w:pPr>
+        <w:pStyle w:val="SourceCode"/>
+      </w:pPr>
+      <w:r>
+        <w:t xml:space="preserve">    je .text_ended</w:t>
+      </w:r>
+    </w:p>
+    <w:p>
+      <w:pPr>
+        <w:pStyle w:val="SourceCode"/>
+      </w:pPr>
+      <w:r>
+        <w:t xml:space="preserve">    cmp byte [rcx + rax - 1], 10</w:t>
+      </w:r>
+    </w:p>
+    <w:p>
+      <w:pPr>
+        <w:pStyle w:val="SourceCode"/>
+      </w:pPr>
+      <w:r>
+        <w:t xml:space="preserve">    jne .text_ended</w:t>
+      </w:r>
+    </w:p>
+    <w:p>
+      <w:pPr>
+        <w:pStyle w:val="SourceCode"/>
+      </w:pPr>
+      <w:r>
+        <w:t xml:space="preserve">    mov byte [rcx + rax - 1], 0</w:t>
+      </w:r>
+    </w:p>
+    <w:p>
+      <w:pPr>
+        <w:pStyle w:val="SourceCode"/>
+      </w:pPr>
+      <w:r>
+        <w:t>.text_ended:</w:t>
+      </w:r>
+    </w:p>
+    <w:p>
+      <w:pPr>
+        <w:pStyle w:val="SourceCode"/>
+      </w:pPr>
+      <w:r>
         <w:t xml:space="preserve">    mov rcx, rbx</w:t>
       </w:r>
     </w:p>
@@ -2664,15 +2765,15 @@
         <w:pStyle w:val="SourceCode"/>
       </w:pPr>
       <w:r>
-        <w:t xml:space="preserve">    ; Each line is one record. The last line ends in 10 too, so the last</w:t>
-      </w:r>
-    </w:p>
-    <w:p>
-      <w:pPr>
-        <w:pStyle w:val="SourceCode"/>
-      </w:pPr>
-      <w:r>
-        <w:t xml:space="preserve">    ; part, after it, is empty. lines has room for 32 lines; a longer</w:t>
+        <w:t xml:space="preserve">    ; Each line is one record; the last line's 10 was cut off above, so</w:t>
+      </w:r>
+    </w:p>
+    <w:p>
+      <w:pPr>
+        <w:pStyle w:val="SourceCode"/>
+      </w:pPr>
+      <w:r>
+        <w:t xml:space="preserve">    ; 32 lines give 32 parts. lines has room for 32 lines; a longer</w:t>
       </w:r>
     </w:p>
     <w:p>
@@ -4883,6 +4984,86 @@
         <w:pStyle w:val="SourceCode"/>
       </w:pPr>
       <w:r>
+        <w:t xml:space="preserve">    ; The last line ends in 10 too. [rdi + rax - 1] is the last byte read;</w:t>
+      </w:r>
+    </w:p>
+    <w:p>
+      <w:pPr>
+        <w:pStyle w:val="SourceCode"/>
+      </w:pPr>
+      <w:r>
+        <w:t xml:space="preserve">    ; a 0 over a 10 there ends the text early, so no empty part after it</w:t>
+      </w:r>
+    </w:p>
+    <w:p>
+      <w:pPr>
+        <w:pStyle w:val="SourceCode"/>
+      </w:pPr>
+      <w:r>
+        <w:t xml:space="preserve">    ; counts as a line, and a file of exactly 32 lines fits. An empty</w:t>
+      </w:r>
+    </w:p>
+    <w:p>
+      <w:pPr>
+        <w:pStyle w:val="SourceCode"/>
+      </w:pPr>
+      <w:r>
+        <w:t xml:space="preserve">    ; file, rax = 0, has no last byte to check.</w:t>
+      </w:r>
+    </w:p>
+    <w:p>
+      <w:pPr>
+        <w:pStyle w:val="SourceCode"/>
+      </w:pPr>
+      <w:r>
+        <w:t xml:space="preserve">    cmp rax, 0</w:t>
+      </w:r>
+    </w:p>
+    <w:p>
+      <w:pPr>
+        <w:pStyle w:val="SourceCode"/>
+      </w:pPr>
+      <w:r>
+        <w:t xml:space="preserve">    je .text_ended</w:t>
+      </w:r>
+    </w:p>
+    <w:p>
+      <w:pPr>
+        <w:pStyle w:val="SourceCode"/>
+      </w:pPr>
+      <w:r>
+        <w:t xml:space="preserve">    cmp byte [rdi + rax - 1], 10</w:t>
+      </w:r>
+    </w:p>
+    <w:p>
+      <w:pPr>
+        <w:pStyle w:val="SourceCode"/>
+      </w:pPr>
+      <w:r>
+        <w:t xml:space="preserve">    jne .text_ended</w:t>
+      </w:r>
+    </w:p>
+    <w:p>
+      <w:pPr>
+        <w:pStyle w:val="SourceCode"/>
+      </w:pPr>
+      <w:r>
+        <w:t xml:space="preserve">    mov byte [rdi + rax - 1], 0</w:t>
+      </w:r>
+    </w:p>
+    <w:p>
+      <w:pPr>
+        <w:pStyle w:val="SourceCode"/>
+      </w:pPr>
+      <w:r>
+        <w:t>.text_ended:</w:t>
+      </w:r>
+    </w:p>
+    <w:p>
+      <w:pPr>
+        <w:pStyle w:val="SourceCode"/>
+      </w:pPr>
+      <w:r>
         <w:t xml:space="preserve">    mov rdi, rbx</w:t>
       </w:r>
     </w:p>
@@ -4960,15 +5141,15 @@
         <w:pStyle w:val="SourceCode"/>
       </w:pPr>
       <w:r>
-        <w:t xml:space="preserve">    ; Each line is one record. The last line ends in 10 too, so the last</w:t>
-      </w:r>
-    </w:p>
-    <w:p>
-      <w:pPr>
-        <w:pStyle w:val="SourceCode"/>
-      </w:pPr>
-      <w:r>
-        <w:t xml:space="preserve">    ; part, after it, is empty. lines has room for 32 lines; a longer</w:t>
+        <w:t xml:space="preserve">    ; Each line is one record; the last line's 10 was cut off above, so</w:t>
+      </w:r>
+    </w:p>
+    <w:p>
+      <w:pPr>
+        <w:pStyle w:val="SourceCode"/>
+      </w:pPr>
+      <w:r>
+        <w:t xml:space="preserve">    ; 32 lines give 32 parts. lines has room for 32 lines; a longer</w:t>
       </w:r>
     </w:p>
     <w:p>
@@ -5896,7 +6077,6 @@
     <w:p>
       <w:pPr>
         <w:pStyle w:val="SourceCode"/>
-        <w:keepNext/>
       </w:pPr>
       <w:r>
         <w:t xml:space="preserve">    pop r12</w:t>
@@ -5905,7 +6085,6 @@
     <w:p>
       <w:pPr>
         <w:pStyle w:val="SourceCode"/>
-        <w:keepNext/>
       </w:pPr>
       <w:r>
         <w:t xml:space="preserve">    pop rbx</w:t>
@@ -5914,6 +6093,7 @@
     <w:p>
       <w:pPr>
         <w:pStyle w:val="SourceCode"/>
+        <w:keepNext/>
       </w:pPr>
       <w:r>
         <w:t xml:space="preserve">    ret</w:t>
@@ -5921,6 +6101,29 @@
     </w:p>
     <w:p>
       <w:pPr>
+        <w:pStyle w:val="SourceCode"/>
+        <w:keepNext/>
+      </w:pPr>
+    </w:p>
+    <w:p>
+      <w:pPr>
+        <w:pStyle w:val="SourceCode"/>
+        <w:keepNext/>
+      </w:pPr>
+      <w:r>
+        <w:t>; Remember, this marks the stack as not executable, as Linux linkers expect.</w:t>
+      </w:r>
+    </w:p>
+    <w:p>
+      <w:pPr>
+        <w:pStyle w:val="SourceCode"/>
+      </w:pPr>
+      <w:r>
+        <w:t>section .note.GNU-stack noalloc noexec nowrite progbits</w:t>
+      </w:r>
+    </w:p>
+    <w:p>
+      <w:pPr>
         <w:keepNext/>
       </w:pPr>
     </w:p>
@@ -6320,7 +6523,10 @@
     </w:p>
     <w:p>
       <w:r>
-        <w:t>The three good records still print, and each bad line gets its own Error line: the file, the line number (4 and 5, counted from 1, as an editor counts), what is wrong, and the line exactly as it was written, so you can find and fix it. The program goes on after a bad line, so one run finds both. This Basic version still ends with exit code 0, so a script that runs it could not tell that two lines were rejected; the Production-Minded version fixes that. Get-Content (cat) then prints the three good lines: servers.txt is back as it was. On Linux, cat shows the same three lines: the \r at the end of each is there, but it does not show on the screen.</w:t>
+        <w:t>The three good records still print, and each bad line gets its own Error line: the file, the line number (4 and 5, counted from 1, as an editor counts), what is wrong, and the line exactly as it was written, so you can find and fix it. The program goes on after a bad line, so one run finds both. This Basic version still ends with exit code 0, so a script that runs it could not tell that two lines were rejected; the Production-Minded version fixes that. Get-Content (cat) then prints the three good lines: ser</w:t>
+      </w:r>
+      <w:r>
+        <w:t>vers.txt is back as it was. On Linux, cat shows the same three lines: the \r at the end of each is there, but it does not show on the screen.</w:t>
       </w:r>
     </w:p>
     <w:p>
@@ -6343,7 +6549,10 @@
     </w:p>
     <w:p>
       <w:r>
-        <w:t>The production-minded version prints the same lines. A server record is a 136-byte block with the HOSTNAME, ENVIRONMENT, and PORT offsets of the Chapter 2 project. main opens servers.txt with fopen and reads one line at a time with fgets into line, a 128-byte space, refusing a line that does not fit. parse_server splits the line, trims each field with trim_text, refuses a text field longer than the record's 63 characters, converts the port, and returns SERVER_OK, WRONG_FIELD_COUNT, PORT_NOT_A_NUMBER, or FIELD_TOO_LONG in eax, as parse_port returned its codes in Lesson 2.11a; it fills the record only after every check has passed. main prints one Error line through print_line_error for each code that is not SERVER_OK, and prints the records only if every line was good.</w:t>
+        <w:t>The production-minded version prints the same lines. A server record is a 136-byte block with the HOSTNAME, ENVIRONMENT, and PORT offsets of the Chapter 2 project. main opens servers.txt with fopen and reads one line at a time with fgets into line, a 128-byte space, refusing a line that does not fit. parse_server splits the line, trims each field with trim_text, refuses a text field longer than the record's 63 characters, converts the port, and returns SERVER_OK, WRONG_FIELD_COUNT, PORT_NOT_A_NUMBER, or FIE</w:t>
+      </w:r>
+      <w:r>
+        <w:t>LD_TOO_LONG in eax, as parse_port returned its codes in Lesson 2.11a; it fills the record only after every check has passed. main prints one Error line through print_line_error for each code that is not SERVER_OK, and prints the records only if every line was good.</w:t>
       </w:r>
     </w:p>
     <w:p>
@@ -13450,7 +13659,6 @@
     <w:p>
       <w:pPr>
         <w:pStyle w:val="SourceCode"/>
-        <w:keepNext/>
       </w:pPr>
       <w:r>
         <w:t xml:space="preserve">    pop r12</w:t>
@@ -13459,7 +13667,6 @@
     <w:p>
       <w:pPr>
         <w:pStyle w:val="SourceCode"/>
-        <w:keepNext/>
       </w:pPr>
       <w:r>
         <w:t xml:space="preserve">    pop rbx</w:t>
@@ -13468,6 +13675,7 @@
     <w:p>
       <w:pPr>
         <w:pStyle w:val="SourceCode"/>
+        <w:keepNext/>
       </w:pPr>
       <w:r>
         <w:t xml:space="preserve">    ret</w:t>
@@ -13475,6 +13683,29 @@
     </w:p>
     <w:p>
       <w:pPr>
+        <w:pStyle w:val="SourceCode"/>
+        <w:keepNext/>
+      </w:pPr>
+    </w:p>
+    <w:p>
+      <w:pPr>
+        <w:pStyle w:val="SourceCode"/>
+        <w:keepNext/>
+      </w:pPr>
+      <w:r>
+        <w:t>; Remember, this marks the stack as not executable, as Linux linkers expect.</w:t>
+      </w:r>
+    </w:p>
+    <w:p>
+      <w:pPr>
+        <w:pStyle w:val="SourceCode"/>
+      </w:pPr>
+      <w:r>
+        <w:t>section .note.GNU-stack noalloc noexec nowrite progbits</w:t>
+      </w:r>
+    </w:p>
+    <w:p>
+      <w:pPr>
         <w:keepNext/>
       </w:pPr>
     </w:p>
@@ -14055,7 +14286,10 @@
         <w:pStyle w:val="ListBullet"/>
       </w:pPr>
       <w:r>
-        <w:t>The memory sets the limits, and every limit is refused with an Error line, never cut silently. The Basic version holds the whole file: 1023 bytes (fgetc finds a byte left unread: Error: servers.txt is longer than 1023 characters), 32 lines (more than 32 lines), and 127 characters per line (split_text returns -1: has a line longer than 127 characters). A fifth field is counted but not stored, so the count check still sees it. The Production-Minded version holds one line at a time, so the file may have any number of lines; a line longer than 126 characters comes back from fgets without its 10 while feof is still 0, and is refused with its line number; a 33rd record is refused; and a host name or environment longer than the record's 63 characters is refused by parse_server, because snprintf would cut it without a word.</w:t>
+        <w:t>The memory sets the limits, and every limit is refused with an Error line, never cut silently. The Basic version holds the whole file: 1023 bytes (fgetc finds a byte left unread: Error: servers.txt is longer than 1023 characters), 32 lines (more than 32 lines), and 127 characters per line (split_text returns -1: has a line longer than 127 characters). A fifth field is counted but not stored, so the count check still sees it. The Production-Minded version holds one line at a time, so the file may have any nu</w:t>
+      </w:r>
+      <w:r>
+        <w:t>mber of lines; a line longer than 126 characters comes back from fgets without its 10 while feof is still 0, and is refused with its line number; a 33rd record is refused; and a host name or environment longer than the record's 63 characters is refused by parse_server, because snprintf would cut it without a word.</w:t>
       </w:r>
     </w:p>
     <w:p>
@@ -14097,7 +14331,10 @@
     </w:p>
     <w:p>
       <w:r>
-        <w:t>Both versions split each line of servers.txt into fields, check the field count, convert the port, and report every malformed line with its line number. The Basic version reads the whole file at once and splits it into lines, does it all in main, with split_text as its one helper, prints each record as soon as it is parsed, and ends with exit code 0 even when a line was bad. The Production-Minded version reads one line at a time, so memory holds one line of text instead of the whole file, trims each field, and turns each line into a Server record through parse_server, the pattern the Challenge follows for contacts. It loads every line before it prints anything, and prints the records only when every line was good; otherwise it ends with exit code 1, as Lesson 2.11a taught.</w:t>
+        <w:t xml:space="preserve">Both versions split each line of servers.txt into fields, check the field count, convert the port, and report every malformed line with its line number. The Basic version reads the whole file at once and splits it into lines, does it all in main, with split_text as its one helper, prints each record as soon as it is parsed, and ends with exit code 0 even when a line was bad. The Production-Minded version reads one line at a time, so memory holds one line of text instead of the whole file, trims each field, </w:t>
+      </w:r>
+      <w:r>
+        <w:t>and turns each line into a Server record through parse_server, the pattern the Challenge follows for contacts. It loads every line before it prints anything, and prints the records only when every line was good; otherwise it ends with exit code 1, as Lesson 2.11a taught.</w:t>
       </w:r>
     </w:p>
     <w:p>
@@ -14125,7 +14362,10 @@
     </w:p>
     <w:p>
       <w:r>
-        <w:t>Rust splits with a string's own split method: split('\n') cuts the file's text into lines and split('|') cuts one line into fields, each time handing back the pieces one at a time, in order. collect() gathers the pieces into a Vec&lt;&amp;str&gt;, Lesson 2.7a's Vec, holding views of the text, so they can be counted and read by position. The port is converted with parse::&lt;i64&gt;() and match, exactly as in Lesson 2.11a. fs::read_to_string keeps each \r of a Windows line ending, so every line of the Basic program has it removed with replace (Lesson 2.6a). The Production-Minded program reads one line at a time instead: File::open opens the file, BufReader::new wraps it in a reader that reads a block at a time, and its lines() hands back each line, without its \n or \r\n, in a Result, because a read can fail partway. use std::io::BufRead brings lines() into the file. Each field is trimmed with trim() (Lesson 2.6a).</w:t>
+        <w:t>Rust splits with a string's own split method: split('\n') cuts the file's text into lines and split('|') cuts one line into fields, each time handing back the pieces one at a time, in order. collect() gathers the pieces into a Vec&lt;&amp;str&gt;, Lesson 2.7a's Vec, holding views of the text, so they can be counted and read by position. The port is converted with parse::&lt;i64&gt;() and match, exactly as in Lesson 2.11a. fs::read_to_string keeps each \r of a Windows line ending, so every line of the Basic program has it r</w:t>
+      </w:r>
+      <w:r>
+        <w:t>emoved with replace (Lesson 2.6a). The Production-Minded program reads one line at a time instead: File::open opens the file, BufReader::new wraps it in a reader that reads a block at a time, and its lines() hands back each line, without its \n or \r\n, in a Result, because a read can fail partway. use std::io::BufRead brings lines() into the file. Each field is trimmed with trim() (Lesson 2.6a).</w:t>
       </w:r>
     </w:p>
     <w:p>
@@ -14503,23 +14743,23 @@
         <w:pStyle w:val="SourceCode"/>
       </w:pPr>
       <w:r>
-        <w:t xml:space="preserve">                // Remember, parse gives Ok(number) or Err(error), and</w:t>
-      </w:r>
-    </w:p>
-    <w:p>
-      <w:pPr>
-        <w:pStyle w:val="SourceCode"/>
-      </w:pPr>
-      <w:r>
-        <w:t xml:space="preserve">                // match runs the arm that fits, so the loop goes on after</w:t>
-      </w:r>
-    </w:p>
-    <w:p>
-      <w:pPr>
-        <w:pStyle w:val="SourceCode"/>
-      </w:pPr>
-      <w:r>
-        <w:t xml:space="preserve">                // a bad port.</w:t>
+        <w:t xml:space="preserve">                // Remember, parse gives Ok(number) or Err(error); match runs</w:t>
+      </w:r>
+    </w:p>
+    <w:p>
+      <w:pPr>
+        <w:pStyle w:val="SourceCode"/>
+      </w:pPr>
+      <w:r>
+        <w:t xml:space="preserve">                // the arm that fits, and Err(_) ignores the error's details,</w:t>
+      </w:r>
+    </w:p>
+    <w:p>
+      <w:pPr>
+        <w:pStyle w:val="SourceCode"/>
+      </w:pPr>
+      <w:r>
+        <w:t xml:space="preserve">                // so the loop goes on after a bad port.</w:t>
       </w:r>
     </w:p>
     <w:p>
@@ -15032,7 +15272,10 @@
     </w:p>
     <w:p>
       <w:r>
-        <w:t>The three good records still print, and each bad line gets its own Error line: the file, the line number (4 and 5, counted from 1, as an editor counts), what is wrong, and the line exactly as it was written, so you can find and fix it. The program goes on after a bad line, so one run finds both. This Basic version still ends with exit code 0, so a script that runs it could not tell that two lines were rejected; the Production-Minded version fixes that. Get-Content (cat) then prints the three good lines: servers.txt is back as it was.</w:t>
+        <w:t>The three good records still print, and each bad line gets its own Error line: the file, the line number (4 and 5, counted from 1, as an editor counts), what is wrong, and the line exactly as it was written, so you can find and fix it. The program goes on after a bad line, so one run finds both. This Basic version still ends with exit code 0, so a script that runs it could not tell that two lines were rejected; the Production-Minded version fixes that. Get-Content (cat) then prints the three good lines: ser</w:t>
+      </w:r>
+      <w:r>
+        <w:t>vers.txt is back as it was.</w:t>
       </w:r>
     </w:p>
     <w:p>
@@ -15055,7 +15298,10 @@
     </w:p>
     <w:p>
       <w:r>
-        <w:t>The production-minded version prints the same lines. A Server struct holds the three values. parse_server trims each field and returns a Result: Ok with the record, or an Err whose message says what is wrong, expected 3 fields or port must be a number. main opens the file with File::open, reads it one line at a time through a BufReader, matches the Result of parse_server for every line, pushes each good record onto a Vec&lt;Server&gt;, prints one Error line for each Err, and prints the records only if every line was good; otherwise it ends with std::process::exit(1), as Lesson 2.11a taught.</w:t>
+        <w:t xml:space="preserve">The production-minded version prints the same lines. A Server struct holds the three values. parse_server trims each field and returns a Result: Ok with the record, or an Err whose message says what is wrong, expected 3 fields or port must be a number. main opens the file with File::open, reads it one line at a time through a BufReader, matches the Result of parse_server for every line, pushes each good record onto a Vec&lt;Server&gt;, prints one Error line for each Err, and prints the records only if every line </w:t>
+      </w:r>
+      <w:r>
+        <w:t>was good; otherwise it ends with std::process::exit(1), as Lesson 2.11a taught.</w:t>
       </w:r>
     </w:p>
     <w:p>
@@ -15077,16 +15323,16 @@
         <w:keepNext/>
       </w:pPr>
       <w:r>
-        <w:t>// Remember, use brings a name into this file. File opens a file, and</w:t>
-      </w:r>
-    </w:p>
-    <w:p>
-      <w:pPr>
-        <w:pStyle w:val="SourceCode"/>
-        <w:keepNext/>
-      </w:pPr>
-      <w:r>
-        <w:t>// BufReader and BufRead read it one line at a time.</w:t>
+        <w:t>// Remember, use brings a name into this file: File opens a file, BufReader</w:t>
+      </w:r>
+    </w:p>
+    <w:p>
+      <w:pPr>
+        <w:pStyle w:val="SourceCode"/>
+        <w:keepNext/>
+      </w:pPr>
+      <w:r>
+        <w:t>// reads it in blocks, and BufRead must be named for reader.lines() to build.</w:t>
       </w:r>
     </w:p>
     <w:p>
@@ -15216,15 +15462,15 @@
         <w:pStyle w:val="SourceCode"/>
       </w:pPr>
       <w:r>
-        <w:t>/// not a number. Remember, trim() gives a view of the text without the</w:t>
-      </w:r>
-    </w:p>
-    <w:p>
-      <w:pPr>
-        <w:pStyle w:val="SourceCode"/>
-      </w:pPr>
-      <w:r>
-        <w:t>/// spaces around it, and return Err(...) ends the function at once.</w:t>
+        <w:t>/// not a number. Remember, trim() gives a view without the spaces around</w:t>
+      </w:r>
+    </w:p>
+    <w:p>
+      <w:pPr>
+        <w:pStyle w:val="SourceCode"/>
+      </w:pPr>
+      <w:r>
+        <w:t>/// it, to_string() makes an owned String, and return Err(...) leaves at once.</w:t>
       </w:r>
     </w:p>
     <w:p>
@@ -16512,7 +16758,10 @@
     </w:p>
     <w:p>
       <w:r>
-        <w:t>Both versions split each line of servers.txt into fields, check the field count, convert the port, and report every malformed line with its line number. The Basic version reads the whole file at once and splits it into lines, does it all in main, prints each record as soon as it is parsed, and ends with exit code 0 even when a line was bad. The Production-Minded version reads one line at a time, so memory holds one line of text instead of the whole file, trims each field, and turns each line into a Server record through parse_server, the pattern the Challenge follows for contacts. It loads every line before it prints anything, and prints the records only when every line was good; otherwise it ends with exit code 1, as Lesson 2.11a taught.</w:t>
+        <w:t>Both versions split each line of servers.txt into fields, check the field count, convert the port, and report every malformed line with its line number. The Basic version reads the whole file at once and splits it into lines, does it all in main, prints each record as soon as it is parsed, and ends with exit code 0 even when a line was bad. The Production-Minded version reads one line at a time, so memory holds one line of text instead of the whole file, trims each field, and turns each line into a Server r</w:t>
+      </w:r>
+      <w:r>
+        <w:t>ecord through parse_server, the pattern the Challenge follows for contacts. It loads every line before it prints anything, and prints the records only when every line was good; otherwise it ends with exit code 1, as Lesson 2.11a taught.</w:t>
       </w:r>
     </w:p>
     <w:p>
@@ -16540,7 +16789,13 @@
     </w:p>
     <w:p>
       <w:r>
-        <w:t>Erlang reads the file as a binary with file:read_file (Lesson 3.2a), and unicode:characters_to_list turns it into a string, a list of characters, so the string module can work on it. string:split(FileText, "\n", all) cuts the text into lines and string:split(Line, "|", all) cuts one line into fields, each time returning the pieces as a list; all means at every separator, not only the first. A case pattern with three names, [Hostname, Environment, PortText], fits only a list of exactly 3 items, so it checks the field count and names the fields in one step. The port is converted with string:to_integer, exactly as in Lesson 2.11a. file:read_file keeps each \r of a Windows line ending, so every line of the Basic program has it removed with string:trim. The Production-Minded program reads one line at a time instead: file:open(Path, [read]) opens the file and returns {ok, Device}, and file:read_line(Device) returns {ok, Line}, the next line with its line ending, or eof when no line is left. string:trim(Line, trailing), as in Lesson 2.3a, removes the line ending, and string:trim(Field) removes the spaces around each field.</w:t>
+        <w:t xml:space="preserve">Erlang reads the file as a binary with file:read_file (Lesson 3.2a), and unicode:characters_to_list turns it into a string, a list of characters, so the string module can work on it. string:split(FileText, "\n", all) cuts the text into lines and string:split(Line, "|", all) cuts one line into fields, each time returning the pieces as a list; all means at every separator, not only the first. A case pattern with three names, [Hostname, Environment, PortText], fits only a list of exactly 3 items, so it checks </w:t>
+      </w:r>
+      <w:r>
+        <w:t>the field count and names the fields in one step. The port is converted with string:to_integer, exactly as in Lesson 2.11a. file:read_file keeps each \r of a Windows line ending, so every line of the Basic program has it removed with string:trim. The Production-Minded program reads one line at a time instead: file:open(Path, [read]) opens the file and returns {ok, Device}, and file:read_line(Device) returns {ok, Line}, the next line with its line ending, or eof when no line is left. string:trim(Line, traili</w:t>
+      </w:r>
+      <w:r>
+        <w:t>ng), as in Lesson 2.3a, removes the line ending, and string:trim(Field) removes the spaces around each field.</w:t>
       </w:r>
     </w:p>
     <w:p>
@@ -17609,7 +17864,10 @@
     </w:p>
     <w:p>
       <w:r>
-        <w:t>The three good records still print, and each bad line gets its own Error line: the file, the line number (4 and 5, counted from 1, as an editor counts), what is wrong, and the line exactly as it was written, so you can find and fix it. The program goes on after a bad line, so one run finds both. This Basic version still ends with exit code 0, so a script that runs it could not tell that two lines were rejected; the Production-Minded version fixes that. Get-Content (cat) then prints the three good lines: servers.txt is back as it was.</w:t>
+        <w:t>The three good records still print, and each bad line gets its own Error line: the file, the line number (4 and 5, counted from 1, as an editor counts), what is wrong, and the line exactly as it was written, so you can find and fix it. The program goes on after a bad line, so one run finds both. This Basic version still ends with exit code 0, so a script that runs it could not tell that two lines were rejected; the Production-Minded version fixes that. Get-Content (cat) then prints the three good lines: ser</w:t>
+      </w:r>
+      <w:r>
+        <w:t>vers.txt is back as it was.</w:t>
       </w:r>
     </w:p>
     <w:p>
@@ -17632,7 +17890,10 @@
     </w:p>
     <w:p>
       <w:r>
-        <w:t>The production-minded version prints the same lines. A server record, -record(server, ...) as in Lesson 2.9a, holds the three values. parse_server trims each field and returns {ok, Server}, or {error, Message} saying what is wrong, as parse_port did in Lesson 2.11a. main opens the file with file:open; load_servers reads it one line at a time with file:read_line, adds each good record to its list, prints one Error line for each {error, Message}, and returns {ok, Servers, Malformed}, or {error, Message} when a read fails. main closes the file and prints the records with print_servers only if every line was good; otherwise it ends with init:stop(1).</w:t>
+        <w:t xml:space="preserve">The production-minded version prints the same lines. A server record, -record(server, ...) as in Lesson 2.9a, holds the three values. parse_server trims each field and returns {ok, Server}, or {error, Message} saying what is wrong, as parse_port did in Lesson 2.11a. main opens the file with file:open; load_servers reads it one line at a time with file:read_line, adds each good record to its list, prints one Error line for each {error, Message}, and returns {ok, Servers, Malformed}, or {error, Message} when </w:t>
+      </w:r>
+      <w:r>
+        <w:t>a read fails. main closes the file and prints the records with print_servers only if every line was good; otherwise it ends with init:stop(1).</w:t>
       </w:r>
     </w:p>
     <w:p>
@@ -17721,7 +17982,7 @@
         <w:pStyle w:val="SourceCode"/>
       </w:pPr>
       <w:r>
-        <w:t>%% S#server.field reads a field.</w:t>
+        <w:t>%% S#server.field reads a field; in a -spec, #server{} means a server record.</w:t>
       </w:r>
     </w:p>
     <w:p>
@@ -19177,7 +19438,10 @@
     </w:p>
     <w:p>
       <w:r>
-        <w:t>Both versions split each line of servers.txt into fields, check the field count, convert the port, and report every malformed line with its line number. The Basic version reads the whole file at once and splits it into lines, does it all in main, with parse_lines and parse_line as its loop, prints each record as soon as it is parsed, and ends with exit code 0 even when a line was bad. The Production-Minded version reads one line at a time, so memory holds one line of text instead of the whole file, trims each field, and turns each line into a Server record through parse_server, the pattern the Challenge follows for contacts. It loads every line before it prints anything, and prints the records only when every line was good; otherwise it ends with exit code 1, as Lesson 2.11a taught.</w:t>
+        <w:t>Both versions split each line of servers.txt into fields, check the field count, convert the port, and report every malformed line with its line number. The Basic version reads the whole file at once and splits it into lines, does it all in main, with parse_lines and parse_line as its loop, prints each record as soon as it is parsed, and ends with exit code 0 even when a line was bad. The Production-Minded version reads one line at a time, so memory holds one line of text instead of the whole file, trims ea</w:t>
+      </w:r>
+      <w:r>
+        <w:t>ch field, and turns each line into a Server record through parse_server, the pattern the Challenge follows for contacts. It loads every line before it prints anything, and prints the records only when every line was good; otherwise it ends with exit code 1, as Lesson 2.11a taught.</w:t>
       </w:r>
     </w:p>
     <w:p>
@@ -19205,7 +19469,13 @@
     </w:p>
     <w:p>
       <w:r>
-        <w:t>A contract on a real chain has no files, so, as in Lessons 3.2a to 3.9a, the script reads servers.txt through Foundry's cheatcodes. vm.readFile reads ../servers.txt, the file in the lesson folder, because relative paths start from the project root, the solidity folder, and foundry.toml's fs_permissions allows reading there and nowhere else. vm.split, which Lesson 2.13a used to cut a path at each /, cuts the text into lines at "\n" and a line into fields at "|", each time returning a string[]. The port is converted with vm.parseUint in try/catch, exactly as in Lesson 2.11a. vm.readFile keeps each \r of a Windows line ending, so every line of the Basic script has it removed with vm.replace (Lesson 2.6a). The Production-Minded script reads one line at a time instead: vm.readLine(path) returns the next line of the file, without its \n or \r\n, keeping its place from call to call, and empty text when no line is left. vm.trim (Lesson 2.6a) removes the spaces around each field. Solidity has no error stream (Lesson 2.11a), so the Error lines are logged under == Logs ==, with the records.</w:t>
+        <w:t>A contract on a real chain has no files, so, as in Lessons 3.2a to 3.9a, the script reads servers.txt through Foundry's cheatcodes. vm.readFile reads ../servers.txt, the file in the lesson folder, because relative paths start from the project root, the solidity folder, and foundry.toml's fs_permissions allows reading there and nowhere else. vm.split, which Lesson 2.13a used to cut a path at each /, cuts the text into lines at "\n" and a line into fields at "|", each time returning a string[]. The port is co</w:t>
+      </w:r>
+      <w:r>
+        <w:t>nverted with vm.parseUint in try/catch, exactly as in Lesson 2.11a. vm.readFile keeps each \r of a Windows line ending, so every line of the Basic script has it removed with vm.replace (Lesson 2.6a). The Production-Minded script reads one line at a time instead: vm.readLine(path) returns the next line of the file, without its \n or \r\n, keeping its place from call to call, and empty text when no line is left. vm.trim (Lesson 2.6a) removes the spaces around each field. Solidity has no error stream (Lesson 2</w:t>
+      </w:r>
+      <w:r>
+        <w:t>.11a), so the Error lines are logged under == Logs ==, with the records.</w:t>
       </w:r>
     </w:p>
     <w:p>
@@ -20141,7 +20411,10 @@
     </w:p>
     <w:p>
       <w:r>
-        <w:t>The three good records still print, and each bad line gets its own Error line: the file, the line number (4 and 5, counted from 1, as an editor counts), what is wrong, and the line exactly as it was written, so you can find and fix it. The script goes on after a bad line, so one run finds both. This Basic version still ends with exit code 0, so a script that runs it could not tell that two lines were rejected; the Production-Minded version fixes that. Get-Content (cat) then prints the three good lines: servers.txt is back as it was.</w:t>
+        <w:t>The three good records still print, and each bad line gets its own Error line: the file, the line number (4 and 5, counted from 1, as an editor counts), what is wrong, and the line exactly as it was written, so you can find and fix it. The script goes on after a bad line, so one run finds both. This Basic version still ends with exit code 0, so a script that runs it could not tell that two lines were rejected; the Production-Minded version fixes that. Get-Content (cat) then prints the three good lines: serv</w:t>
+      </w:r>
+      <w:r>
+        <w:t>ers.txt is back as it was.</w:t>
       </w:r>
     </w:p>
     <w:p>
@@ -20164,7 +20437,10 @@
     </w:p>
     <w:p>
       <w:r>
-        <w:t>The production-minded version prints the same lines. A Server struct holds the three values. parseServer trims each field and returns the record and a problem text that is empty on success, as parsePort did in Lesson 2.11a, because run could not catch a revert from an internal function. run reads the file one line at a time with readNextLine, which wraps vm.readLine in try/catch, in a while loop that stops at the first empty text; it pushes each good record onto servers, a storage array, logs one Error line for each problem, and logs the records only if every line was good; otherwise it reverts, which forge reports as Error: script failed: with exit code 1.</w:t>
+        <w:t>The production-minded version prints the same lines. A Server struct holds the three values. parseServer trims each field and returns the record and a problem text that is empty on success, as parsePort did in Lesson 2.11a, because run could not catch a revert from an internal function. run reads the file one line at a time with readNextLine, which wraps vm.readLine in try/catch, in a while loop that stops at the first empty text; it pushes each good record onto servers, a storage array, logs one Error line</w:t>
+      </w:r>
+      <w:r>
+        <w:t xml:space="preserve"> for each problem, and logs the records only if every line was good; otherwise it reverts, which forge reports as Error: script failed: with exit code 1.</w:t>
       </w:r>
     </w:p>
     <w:p>
@@ -20335,31 +20611,31 @@
         <w:pStyle w:val="SourceCode"/>
       </w:pPr>
       <w:r>
-        <w:t xml:space="preserve">    /// Reads the next line of a file. vm.readLine keeps its place in the</w:t>
-      </w:r>
-    </w:p>
-    <w:p>
-      <w:pPr>
-        <w:pStyle w:val="SourceCode"/>
-      </w:pPr>
-      <w:r>
-        <w:t xml:space="preserve">    /// file from call to call, returns the line without its line ending,</w:t>
-      </w:r>
-    </w:p>
-    <w:p>
-      <w:pPr>
-        <w:pStyle w:val="SourceCode"/>
-      </w:pPr>
-      <w:r>
-        <w:t xml:space="preserve">    /// and returns empty text when no line is left. A file that cannot</w:t>
-      </w:r>
-    </w:p>
-    <w:p>
-      <w:pPr>
-        <w:pStyle w:val="SourceCode"/>
-      </w:pPr>
-      <w:r>
-        <w:t xml:space="preserve">    /// be opened makes it revert, so the revert becomes a plain message.</w:t>
+        <w:t xml:space="preserve">    /// Reads the next line of a file: vm.readLine keeps its place from call to</w:t>
+      </w:r>
+    </w:p>
+    <w:p>
+      <w:pPr>
+        <w:pStyle w:val="SourceCode"/>
+      </w:pPr>
+      <w:r>
+        <w:t xml:space="preserve">    /// call and returns the line without its ending, or empty text at the end;</w:t>
+      </w:r>
+    </w:p>
+    <w:p>
+      <w:pPr>
+        <w:pStyle w:val="SourceCode"/>
+      </w:pPr>
+      <w:r>
+        <w:t xml:space="preserve">    /// a file it cannot open makes it revert, here with a plain message. line</w:t>
+      </w:r>
+    </w:p>
+    <w:p>
+      <w:pPr>
+        <w:pStyle w:val="SourceCode"/>
+      </w:pPr>
+      <w:r>
+        <w:t xml:space="preserve">    /// is the named result: it starts empty and is handed back at the end.</w:t>
       </w:r>
     </w:p>
     <w:p>
@@ -20516,23 +20792,23 @@
         <w:pStyle w:val="SourceCode"/>
       </w:pPr>
       <w:r>
-        <w:t xml:space="preserve">    /// problem text that is empty on success and says what is wrong on a</w:t>
-      </w:r>
-    </w:p>
-    <w:p>
-      <w:pPr>
-        <w:pStyle w:val="SourceCode"/>
-      </w:pPr>
-      <w:r>
-        <w:t xml:space="preserve">    /// failure. The caller must check the problem before it uses the</w:t>
-      </w:r>
-    </w:p>
-    <w:p>
-      <w:pPr>
-        <w:pStyle w:val="SourceCode"/>
-      </w:pPr>
-      <w:r>
-        <w:t xml:space="preserve">    /// record.</w:t>
+        <w:t xml:space="preserve">    /// problem text, empty on success. Both named results start empty, so a</w:t>
+      </w:r>
+    </w:p>
+    <w:p>
+      <w:pPr>
+        <w:pStyle w:val="SourceCode"/>
+      </w:pPr>
+      <w:r>
+        <w:t xml:space="preserve">    /// success needs no return. The caller checks problem before it uses</w:t>
+      </w:r>
+    </w:p>
+    <w:p>
+      <w:pPr>
+        <w:pStyle w:val="SourceCode"/>
+      </w:pPr>
+      <w:r>
+        <w:t xml:space="preserve">    /// the record.</w:t>
       </w:r>
     </w:p>
     <w:p>
@@ -21701,7 +21977,10 @@
     </w:p>
     <w:p>
       <w:r>
-        <w:t>Both versions split each line of servers.txt into fields, check the field count, convert the port, and report every malformed line with its line number. The Basic version reads the whole file at once and splits it into lines, does it all in run, logs each record as soon as it is parsed, and ends with exit code 0 even when a line was bad. The Production-Minded version reads one line at a time, so memory holds one line of text instead of the whole file, trims each field, and turns each line into a Server record through parseServer, the pattern the Challenge follows for contacts. It loads every line before it logs anything, and logs the records only when every line was good; otherwise it reverts, so forge ends with exit code 1.</w:t>
+        <w:t>Both versions split each line of servers.txt into fields, check the field count, convert the port, and report every malformed line with its line number. The Basic version reads the whole file at once and splits it into lines, does it all in run, logs each record as soon as it is parsed, and ends with exit code 0 even when a line was bad. The Production-Minded version reads one line at a time, so memory holds one line of text instead of the whole file, trims each field, and turns each line into a Server reco</w:t>
+      </w:r>
+      <w:r>
+        <w:t>rd through parseServer, the pattern the Challenge follows for contacts. It loads every line before it logs anything, and logs the records only when every line was good; otherwise it reverts, so forge ends with exit code 1.</w:t>
       </w:r>
     </w:p>
     <w:p>
@@ -22179,7 +22458,10 @@
     </w:p>
     <w:p>
       <w:r>
-        <w:t>As in Lesson 3.13, the Contact Manager, this chapter's capstone, must save its contacts and load them again when it starts. Loading is exactly this lesson's work: read the saved file, split it into lines and each line into fields, check every line, and build one record per line. The Challenge writes that loader for contacts.txt with a Contact record and parse_contact (parseContact in Solidity). parse_server is the pattern: one function that turns one line into one record or reports what is wrong. Lesson 3.14a reads and writes the same kind of records as a CSV file, and explains why simple splitting is not enough once a value may contain the delimiter or a quote.</w:t>
+        <w:t>As in Lesson 3.13, the Contact Manager, this chapter's capstone, must save its contacts and load them again when it starts. Loading is exactly this lesson's work: read the saved file, split it into lines and each line into fields, check every line, and build one record per line. The Challenge writes that loader for contacts.txt with a Contact record and parse_contact (parseContact in Solidity). parse_server is the pattern: one function that turns one line into one record or reports what is wrong. Lesson 3.1</w:t>
+      </w:r>
+      <w:r>
+        <w:t>4a reads and writes the same kind of records as a CSV file, and explains why simple splitting is not enough once a value may contain the delimiter or a quote.</w:t>
       </w:r>
     </w:p>
     <w:p>
@@ -22220,7 +22502,10 @@
         <w:pStyle w:val="ListBullet"/>
       </w:pPr>
       <w:r>
-        <w:t>Assembly: add ports_line, "Ports below 1024: %d", 10, 0, to the read-only data, and a function count_low_ports that takes the address of the first record and the record count (rcx and rdx on Windows, rdi and rsi on Linux). It walks the records like the print loop, adding SERVER_SIZE to the address each step, and adds 1 to eax for each record whose port is below 1024: cmp qword [address + PORT], 1024, then jge past the inc eax. In main, right after the .printed label, call it with the address of servers and [server_count], then print ports_line with the count from eax. Make the change in the Windows and the Linux file.</w:t>
+        <w:t xml:space="preserve">Assembly: add ports_line, "Ports below 1024: %d", 10, 0, to the read-only data, and a function count_low_ports that takes the address of the first record and the record count (rcx and rdx on Windows, rdi and rsi on Linux). It walks the records like the print loop, adding SERVER_SIZE to the address each step, and adds 1 to eax for each record whose port is below 1024: cmp qword [address + PORT], 1024, then jge past the inc eax. In main, right after the .printed label, call it with the address of servers and </w:t>
+      </w:r>
+      <w:r>
+        <w:t>[server_count], then print ports_line with the count from eax. Make the change in the Windows and the Linux file.</w:t>
       </w:r>
     </w:p>
     <w:p>
@@ -22383,7 +22668,10 @@
     </w:p>
     <w:p>
       <w:r>
-        <w:t>Then change each Production-Minded program so that it also loads contacts.txt: a Contact record with two fields, name and email, and a parse_contact function that works like parse_server with exactly 2 fields, each trimmed, and no conversion; a wrong count reports Error: contacts.txt line N: expected 2 fields: followed by the line, and marks the load as malformed. Load contacts.txt after servers.txt, the same way. Print nothing until both files are loaded; then, after the server lines, print each contact as Contact: followed by the name and the email address in angle brackets.</w:t>
+        <w:t>Then change each Production-Minded program so that it also loads contacts.txt: a Contact record with two fields, name and email, and a parse_contact function that works like parse_server with exactly 2 fields, each trimmed, and no conversion; a wrong count reports Error: contacts.txt line N: expected 2 fields: followed by the line, and marks the load as malformed. Load contacts.txt after servers.txt, the same way. Print nothing until both files are loaded; then, after the server lines, print each contact as</w:t>
+      </w:r>
+      <w:r>
+        <w:t xml:space="preserve"> Contact: followed by the name and the email address in angle brackets.</w:t>
       </w:r>
     </w:p>
     <w:p>
@@ -22396,7 +22684,10 @@
         <w:pStyle w:val="ListBullet"/>
       </w:pPr>
       <w:r>
-        <w:t>Assembly: add contacts_path, a contact_error format that says expected 2 fields, and contact_line, "Contact: %s &lt;%s&gt;", 10, 0, to the read-only data. Add a contact record (NAME 0, EMAIL 64, CONTACT_SIZE 128), contact_count dq 0, and contacts resb CONTACT_SIZE * MAX_RECORDS. Write parse_contact as a copy of parse_server that checks for 2 fields, trims both, refuses one longer than 63 characters, converts nothing, and copies the name and the email address with snprintf. At the .loaded label, before the malformed check, open contacts.txt and load its lines with a copy of the fgets loop, with its own labels, parse_contact, contact_error, and contacts_path; a contacts.txt that cannot be read gets an Error line that names it. After the servers are printed, print each contact with contact_line. Make every change in the Windows and the Linux file.</w:t>
+        <w:t>Assembly: add contacts_path, a contact_error format that says expected 2 fields, and contact_line, "Contact: %s &lt;%s&gt;", 10, 0, to the read-only data. Add a contact record (NAME 0, EMAIL 64, CONTACT_SIZE 128), contact_count dq 0, and contacts resb CONTACT_SIZE * MAX_RECORDS. Write parse_contact as a copy of parse_server that checks for 2 fields, trims both, refuses one longer than 63 characters, converts nothing, and copies the name and the email address with snprintf. At the .loaded label, before the malform</w:t>
+      </w:r>
+      <w:r>
+        <w:t>ed check, open contacts.txt and load its lines with a copy of the fgets loop, with its own labels, parse_contact, contact_error, and contacts_path; a contacts.txt that cannot be read gets an Error line that names it. After the servers are printed, print each contact with contact_line. Make every change in the Windows and the Linux file.</w:t>
       </w:r>
     </w:p>
     <w:p>
@@ -22412,7 +22703,10 @@
         <w:pStyle w:val="ListBullet"/>
       </w:pPr>
       <w:r>
-        <w:t>Erlang: add -define(CONTACTS_PATH, "contacts.txt"), -record(contact, {name, email}), and parse_contact, whose case pattern [Name, Email] fits exactly 2 fields, both trimmed. Write load_contacts and print_contacts as copies of load_servers and print_servers. In main's {ok, Device} branch, after file:close(Device), open contacts.txt with file:open, load it with load_contacts, close it, and print only when both loads were {ok, ..., false}: print_servers, then print_contacts; otherwise print any Error line and call init:stop(1).</w:t>
+        <w:t xml:space="preserve">Erlang: add -define(CONTACTS_PATH, "contacts.txt"), -record(contact, {name, email}), and parse_contact, whose case pattern [Name, Email] fits exactly 2 fields, both trimmed. Write load_contacts and print_contacts as copies of load_servers and print_servers. In main's {ok, Device} branch, after file:close(Device), open contacts.txt with file:open, load it with load_contacts, close it, and print only when both loads were {ok, ..., false}: print_servers, then print_contacts; otherwise print any Error line and </w:t>
+      </w:r>
+      <w:r>
+        <w:t>call init:stop(1).</w:t>
       </w:r>
     </w:p>
     <w:p>
@@ -22420,7 +22714,10 @@
         <w:pStyle w:val="ListBullet"/>
       </w:pPr>
       <w:r>
-        <w:t>Solidity: add a Contact struct with name and email, a Contact[] contacts storage array, and parseContact, which works like parseServer with exactly 2 fields, trimmed with vm.trim, and no conversion. Before the if (malformed) line, read ../contacts.txt with readNextLine and load it with a copy of the server loop and its own line number, logging Error: contacts.txt line N: expected 2 fields: and the line, and setting malformed = true for a bad line. After the servers are logged, log each contact with console.log("Contact: %s &lt;%s&gt;", ...).</w:t>
+        <w:t>Solidity: add a Contact struct with name and email, a Contact[] contacts storage array, and parseContact, which works like parseServer with exactly 2 fields, trimmed with vm.trim, and no conversion. Before the if (malformed) line, read ../contacts.txt with readNextLine and load it with a copy of the server loop and its own line number, logging Error: contacts.txt line N: expected 2 fields: and the line, and setting malformed = true for a bad line. After the servers are logged, log each contact with console.</w:t>
+      </w:r>
+      <w:r>
+        <w:t>log("Contact: %s &lt;%s&gt;", ...).</w:t>
       </w:r>
     </w:p>
     <w:p>
@@ -22688,7 +22985,13 @@
     </w:p>
     <w:p>
       <w:r>
-        <w:t>Parsing turns text into values. The Basic programs read servers.txt in one read and split it into lines at \n; the Production-Minded programs read it one line at a time, with fgets, lines(), file:read_line, and vm.readLine, so only one line is in memory. Every program split each line into fields at the | delimiter, removed the line ending, \r included, and skipped empty lines, and the Production-Minded programs trimmed the spaces around each field, so a padded line loads the same in every language. Assembly walked the bytes itself with split_text, as C does; Rust, Erlang, and Solidity split with split, string:split, and vm.split. Every line was checked for exactly 3 fields before any field was read, and its port was converted with Lesson 2.11a's conversion, which can fail. A malformed line produced a clear Error line with the file, the line number, the problem, and the line itself. The Basic version printed as it went; the Production-Minded version built a Server record per line, reported every bad line in one run, and used the file only when every line was good. Lesson 3.14a moves to CSV files, where a value may contain the delimiter itself.</w:t>
+        <w:t>Parsing turns text into values. The Basic programs read servers.txt in one read and split it into lines at \n; the Production-Minded programs read it one line at a time, with fgets, lines(), file:read_line, and vm.readLine, so only one line is in memory. Every program split each line into fields at the | delimiter, removed the line ending, \r included, and skipped empty lines, and the Production-Minded programs trimmed the spaces around each field, so a padded line loads the same in every language. Assembly</w:t>
+      </w:r>
+      <w:r>
+        <w:t xml:space="preserve"> walked the bytes itself with split_text, as C does; Rust, Erlang, and Solidity split with split, string:split, and vm.split. Every line was checked for exactly 3 fields before any field was read, and its port was converted with Lesson 2.11a's conversion, which can fail. A malformed line produced a clear Error line with the file, the line number, the problem, and the line itself. The Basic version printed as it went; the Production-Minded version built a Server record per line, reported every bad line in on</w:t>
+      </w:r>
+      <w:r>
+        <w:t>e run, and used the file only when every line was good. Lesson 3.14a moves to CSV files, where a value may contain the delimiter itself.</w:t>
       </w:r>
     </w:p>
     <w:sectPr>
@@ -22874,31 +23177,31 @@
       </w:rPr>
     </w:lvl>
   </w:abstractNum>
-  <w:num w:numId="1" w16cid:durableId="442965448">
+  <w:num w:numId="1" w16cid:durableId="762650632">
     <w:abstractNumId w:val="8"/>
   </w:num>
-  <w:num w:numId="2" w16cid:durableId="208146840">
+  <w:num w:numId="2" w16cid:durableId="668211768">
     <w:abstractNumId w:val="6"/>
   </w:num>
-  <w:num w:numId="3" w16cid:durableId="424424806">
+  <w:num w:numId="3" w16cid:durableId="225651228">
     <w:abstractNumId w:val="5"/>
   </w:num>
-  <w:num w:numId="4" w16cid:durableId="457838097">
+  <w:num w:numId="4" w16cid:durableId="1040671178">
     <w:abstractNumId w:val="4"/>
   </w:num>
-  <w:num w:numId="5" w16cid:durableId="626594196">
+  <w:num w:numId="5" w16cid:durableId="1719012897">
     <w:abstractNumId w:val="7"/>
   </w:num>
-  <w:num w:numId="6" w16cid:durableId="1410269260">
+  <w:num w:numId="6" w16cid:durableId="1746226614">
     <w:abstractNumId w:val="3"/>
   </w:num>
-  <w:num w:numId="7" w16cid:durableId="955523097">
+  <w:num w:numId="7" w16cid:durableId="1140347280">
     <w:abstractNumId w:val="2"/>
   </w:num>
-  <w:num w:numId="8" w16cid:durableId="1771581118">
+  <w:num w:numId="8" w16cid:durableId="1856457184">
     <w:abstractNumId w:val="1"/>
   </w:num>
-  <w:num w:numId="9" w16cid:durableId="910776206">
+  <w:num w:numId="9" w16cid:durableId="754016736">
     <w:abstractNumId w:val="0"/>
   </w:num>
 </w:numbering>
